--- a/3-Jenkins/Pipeline/Jenkins_lab_Status_Service_Workshop.docx
+++ b/3-Jenkins/Pipeline/Jenkins_lab_Status_Service_Workshop.docx
@@ -1899,13 +1899,7 @@
         <w:pStyle w:val="Heading2"/>
       </w:pPr>
       <w:r>
-        <w:t>Step 4 Create a Dockerfi</w:t>
-      </w:r>
-      <w:r>
-        <w:t>321</w:t>
-      </w:r>
-      <w:r>
-        <w:t>le</w:t>
+        <w:t>Step 4 Create a Dockerfile</w:t>
       </w:r>
     </w:p>
     <w:p>
@@ -2167,7 +2161,21 @@
       </w:r>
       <w:r>
         <w:br/>
-        <w:t>Verify the /status endpoint again.</w:t>
+        <w:t>Verify the /status endpoint again</w:t>
+      </w:r>
+      <w:r>
+        <w:t xml:space="preserve"> by navigating to </w:t>
+      </w:r>
+      <w:r>
+        <w:rPr>
+          <w:b/>
+          <w:bCs/>
+          <w:color w:val="0070C0"/>
+        </w:rPr>
+        <w:t>http://localhost:3000/status</w:t>
+      </w:r>
+      <w:r>
+        <w:t>.</w:t>
       </w:r>
     </w:p>
     <w:p>
@@ -3706,7 +3714,42 @@
         </w:numPr>
       </w:pPr>
       <w:r>
-        <w:t>Commit all files to Git.</w:t>
+        <w:t xml:space="preserve">Add a file called </w:t>
+      </w:r>
+      <w:r>
+        <w:rPr>
+          <w:b/>
+          <w:bCs/>
+          <w:sz w:val="32"/>
+          <w:szCs w:val="32"/>
+        </w:rPr>
+        <w:t>.</w:t>
+      </w:r>
+      <w:r>
+        <w:rPr>
+          <w:b/>
+          <w:bCs/>
+          <w:sz w:val="24"/>
+          <w:szCs w:val="24"/>
+        </w:rPr>
+        <w:t>gitignore</w:t>
+      </w:r>
+      <w:r>
+        <w:t xml:space="preserve"> and type: </w:t>
+      </w:r>
+      <w:r>
+        <w:rPr>
+          <w:b/>
+          <w:bCs/>
+        </w:rPr>
+        <w:t>node_modules</w:t>
+      </w:r>
+      <w:r>
+        <w:rPr>
+          <w:b/>
+          <w:bCs/>
+        </w:rPr>
+        <w:t>/</w:t>
       </w:r>
     </w:p>
     <w:p>
@@ -3716,9 +3759,195 @@
           <w:ilvl w:val="0"/>
           <w:numId w:val="23"/>
         </w:numPr>
-      </w:pPr>
-      <w:r>
-        <w:t>Create a Jenkins Pipeline job pointing at the repository.</w:t>
+        <w:rPr>
+          <w:b/>
+          <w:bCs/>
+          <w:lang w:val="en-GB"/>
+        </w:rPr>
+      </w:pPr>
+      <w:r>
+        <w:t>Commit all files to Git.</w:t>
+      </w:r>
+      <w:r>
+        <w:br/>
+      </w:r>
+      <w:r>
+        <w:rPr>
+          <w:b/>
+          <w:bCs/>
+          <w:lang w:val="en-GB"/>
+        </w:rPr>
+        <w:t>git init</w:t>
+      </w:r>
+    </w:p>
+    <w:p>
+      <w:pPr>
+        <w:pStyle w:val="ListParagraph"/>
+        <w:rPr>
+          <w:b/>
+          <w:bCs/>
+          <w:lang w:val="en-GB"/>
+        </w:rPr>
+      </w:pPr>
+      <w:r>
+        <w:rPr>
+          <w:b/>
+          <w:bCs/>
+          <w:lang w:val="en-GB"/>
+        </w:rPr>
+        <w:t>git add README.md</w:t>
+      </w:r>
+    </w:p>
+    <w:p>
+      <w:pPr>
+        <w:pStyle w:val="ListParagraph"/>
+        <w:rPr>
+          <w:b/>
+          <w:bCs/>
+          <w:lang w:val="en-GB"/>
+        </w:rPr>
+      </w:pPr>
+      <w:r>
+        <w:rPr>
+          <w:b/>
+          <w:bCs/>
+          <w:lang w:val="en-GB"/>
+        </w:rPr>
+        <w:t>git commit -m "first commit"</w:t>
+      </w:r>
+    </w:p>
+    <w:p>
+      <w:pPr>
+        <w:pStyle w:val="ListParagraph"/>
+        <w:rPr>
+          <w:b/>
+          <w:bCs/>
+          <w:lang w:val="en-GB"/>
+        </w:rPr>
+      </w:pPr>
+      <w:r>
+        <w:rPr>
+          <w:b/>
+          <w:bCs/>
+          <w:lang w:val="en-GB"/>
+        </w:rPr>
+        <w:t>git branch -M main</w:t>
+      </w:r>
+    </w:p>
+    <w:p>
+      <w:pPr>
+        <w:pStyle w:val="ListParagraph"/>
+        <w:rPr>
+          <w:b/>
+          <w:bCs/>
+          <w:lang w:val="en-GB"/>
+        </w:rPr>
+      </w:pPr>
+      <w:r>
+        <w:rPr>
+          <w:b/>
+          <w:bCs/>
+          <w:lang w:val="en-GB"/>
+        </w:rPr>
+        <w:t>git remote add origin https://github.com/</w:t>
+      </w:r>
+      <w:r>
+        <w:rPr>
+          <w:b/>
+          <w:bCs/>
+          <w:lang w:val="en-GB"/>
+        </w:rPr>
+        <w:t>&lt;user_name&gt;</w:t>
+      </w:r>
+      <w:r>
+        <w:rPr>
+          <w:b/>
+          <w:bCs/>
+          <w:lang w:val="en-GB"/>
+        </w:rPr>
+        <w:t>/status-service-app.git</w:t>
+      </w:r>
+    </w:p>
+    <w:p>
+      <w:pPr>
+        <w:pStyle w:val="ListParagraph"/>
+        <w:rPr>
+          <w:b/>
+          <w:bCs/>
+          <w:lang w:val="en-GB"/>
+        </w:rPr>
+      </w:pPr>
+      <w:r>
+        <w:rPr>
+          <w:b/>
+          <w:bCs/>
+          <w:lang w:val="en-GB"/>
+        </w:rPr>
+        <w:t>git push -u origin main</w:t>
+      </w:r>
+    </w:p>
+    <w:p>
+      <w:pPr>
+        <w:pStyle w:val="ListParagraph"/>
+      </w:pPr>
+    </w:p>
+    <w:p>
+      <w:pPr>
+        <w:pStyle w:val="ListParagraph"/>
+        <w:numPr>
+          <w:ilvl w:val="0"/>
+          <w:numId w:val="23"/>
+        </w:numPr>
+      </w:pPr>
+      <w:r>
+        <w:t xml:space="preserve">Create a Jenkins </w:t>
+      </w:r>
+      <w:r>
+        <w:t xml:space="preserve">job. Name it as </w:t>
+      </w:r>
+      <w:r>
+        <w:rPr>
+          <w:b/>
+          <w:bCs/>
+        </w:rPr>
+        <w:t>status-service</w:t>
+      </w:r>
+      <w:r>
+        <w:rPr>
+          <w:b/>
+          <w:bCs/>
+        </w:rPr>
+        <w:t xml:space="preserve"> </w:t>
+      </w:r>
+      <w:r>
+        <w:t>then click OK</w:t>
+      </w:r>
+    </w:p>
+    <w:p>
+      <w:pPr>
+        <w:pStyle w:val="ListParagraph"/>
+        <w:numPr>
+          <w:ilvl w:val="0"/>
+          <w:numId w:val="23"/>
+        </w:numPr>
+      </w:pPr>
+      <w:r>
+        <w:t xml:space="preserve">Select </w:t>
+      </w:r>
+      <w:r>
+        <w:t xml:space="preserve">Pipeline job pointing at the </w:t>
+      </w:r>
+      <w:r>
+        <w:t xml:space="preserve">Github project and then type the  </w:t>
+      </w:r>
+      <w:r>
+        <w:t>repository</w:t>
+      </w:r>
+      <w:r>
+        <w:t xml:space="preserve"> UR|L</w:t>
+      </w:r>
+      <w:r>
+        <w:t>.</w:t>
       </w:r>
     </w:p>
     <w:p>
@@ -3804,6 +4033,7 @@
         </w:rPr>
       </w:pPr>
       <w:r>
+        <w:lastRenderedPageBreak/>
         <w:br/>
       </w:r>
       <w:r>
@@ -3935,9 +4165,6 @@
       </w:r>
       <w:r>
         <w:br/>
-      </w:r>
-      <w:r>
-        <w:lastRenderedPageBreak/>
         <w:t>- Automated build and deployment</w:t>
       </w:r>
       <w:r>
@@ -6840,7 +7067,6 @@
   <w:style w:type="character" w:default="1" w:styleId="DefaultParagraphFont">
     <w:name w:val="Default Paragraph Font"/>
     <w:uiPriority w:val="1"/>
-    <w:semiHidden/>
     <w:unhideWhenUsed/>
   </w:style>
   <w:style w:type="table" w:default="1" w:styleId="TableNormal">
@@ -17617,6 +17843,36 @@
       </w:tcPr>
     </w:tblStylePr>
   </w:style>
+  <w:style w:type="paragraph" w:styleId="HTMLPreformatted">
+    <w:name w:val="HTML Preformatted"/>
+    <w:basedOn w:val="Normal"/>
+    <w:link w:val="HTMLPreformattedChar"/>
+    <w:uiPriority w:val="99"/>
+    <w:semiHidden/>
+    <w:unhideWhenUsed/>
+    <w:rsid w:val="00AF737A"/>
+    <w:pPr>
+      <w:spacing w:after="0" w:line="240" w:lineRule="auto"/>
+    </w:pPr>
+    <w:rPr>
+      <w:rFonts w:ascii="Consolas" w:hAnsi="Consolas"/>
+      <w:sz w:val="20"/>
+      <w:szCs w:val="20"/>
+    </w:rPr>
+  </w:style>
+  <w:style w:type="character" w:customStyle="1" w:styleId="HTMLPreformattedChar">
+    <w:name w:val="HTML Preformatted Char"/>
+    <w:basedOn w:val="DefaultParagraphFont"/>
+    <w:link w:val="HTMLPreformatted"/>
+    <w:uiPriority w:val="99"/>
+    <w:semiHidden/>
+    <w:rsid w:val="00AF737A"/>
+    <w:rPr>
+      <w:rFonts w:ascii="Consolas" w:hAnsi="Consolas"/>
+      <w:sz w:val="20"/>
+      <w:szCs w:val="20"/>
+    </w:rPr>
+  </w:style>
 </w:styles>
 </file>
 

--- a/3-Jenkins/Pipeline/Jenkins_lab_Status_Service_Workshop.docx
+++ b/3-Jenkins/Pipeline/Jenkins_lab_Status_Service_Workshop.docx
@@ -339,7 +339,23 @@
     </w:p>
     <w:p>
       <w:r>
-        <w:t>In this workshop you will build, containerise, and deploy a small but realistic web application using Jenkins. This mirrors how many internal services are built and deployed in real organisations.</w:t>
+        <w:t xml:space="preserve">In this workshop you will build, </w:t>
+      </w:r>
+      <w:proofErr w:type="spellStart"/>
+      <w:r>
+        <w:t>containerise</w:t>
+      </w:r>
+      <w:proofErr w:type="spellEnd"/>
+      <w:r>
+        <w:t xml:space="preserve">, and deploy a small but realistic web application using Jenkins. This mirrors how many internal services are built and deployed in real </w:t>
+      </w:r>
+      <w:proofErr w:type="spellStart"/>
+      <w:r>
+        <w:t>organisations</w:t>
+      </w:r>
+      <w:proofErr w:type="spellEnd"/>
+      <w:r>
+        <w:t>.</w:t>
       </w:r>
     </w:p>
     <w:p>
@@ -508,6 +524,7 @@
           <w:lang w:val="en-GB"/>
         </w:rPr>
       </w:pPr>
+      <w:proofErr w:type="spellStart"/>
       <w:r>
         <w:rPr>
           <w:rFonts w:ascii="Cascadia Mono" w:hAnsi="Cascadia Mono" w:cs="Cascadia Mono"/>
@@ -519,6 +536,7 @@
         </w:rPr>
         <w:t>const</w:t>
       </w:r>
+      <w:proofErr w:type="spellEnd"/>
       <w:r>
         <w:rPr>
           <w:rFonts w:ascii="Cascadia Mono" w:hAnsi="Cascadia Mono" w:cs="Cascadia Mono"/>
@@ -539,8 +557,21 @@
           <w:highlight w:val="white"/>
           <w:lang w:val="en-GB"/>
         </w:rPr>
-        <w:t>'express'</w:t>
-      </w:r>
+        <w:t>'</w:t>
+      </w:r>
+      <w:proofErr w:type="spellStart"/>
+      <w:r>
+        <w:rPr>
+          <w:rFonts w:ascii="Cascadia Mono" w:hAnsi="Cascadia Mono" w:cs="Cascadia Mono"/>
+          <w:color w:val="A31515"/>
+          <w:sz w:val="19"/>
+          <w:szCs w:val="19"/>
+          <w:highlight w:val="white"/>
+          <w:lang w:val="en-GB"/>
+        </w:rPr>
+        <w:t>express'</w:t>
+      </w:r>
+      <w:proofErr w:type="spellEnd"/>
       <w:r>
         <w:rPr>
           <w:rFonts w:ascii="Cascadia Mono" w:hAnsi="Cascadia Mono" w:cs="Cascadia Mono"/>
@@ -569,6 +600,7 @@
           <w:lang w:val="en-GB"/>
         </w:rPr>
       </w:pPr>
+      <w:proofErr w:type="spellStart"/>
       <w:r>
         <w:rPr>
           <w:rFonts w:ascii="Cascadia Mono" w:hAnsi="Cascadia Mono" w:cs="Cascadia Mono"/>
@@ -580,6 +612,7 @@
         </w:rPr>
         <w:t>const</w:t>
       </w:r>
+      <w:proofErr w:type="spellEnd"/>
       <w:r>
         <w:rPr>
           <w:rFonts w:ascii="Cascadia Mono" w:hAnsi="Cascadia Mono" w:cs="Cascadia Mono"/>
@@ -625,6 +658,7 @@
           <w:lang w:val="en-GB"/>
         </w:rPr>
       </w:pPr>
+      <w:proofErr w:type="spellStart"/>
       <w:r>
         <w:rPr>
           <w:rFonts w:ascii="Cascadia Mono" w:hAnsi="Cascadia Mono" w:cs="Cascadia Mono"/>
@@ -636,6 +670,7 @@
         </w:rPr>
         <w:t>const</w:t>
       </w:r>
+      <w:proofErr w:type="spellEnd"/>
       <w:r>
         <w:rPr>
           <w:rFonts w:ascii="Cascadia Mono" w:hAnsi="Cascadia Mono" w:cs="Cascadia Mono"/>
@@ -664,6 +699,7 @@
           <w:lang w:val="en-GB"/>
         </w:rPr>
       </w:pPr>
+      <w:proofErr w:type="spellStart"/>
       <w:r>
         <w:rPr>
           <w:rFonts w:ascii="Cascadia Mono" w:hAnsi="Cascadia Mono" w:cs="Cascadia Mono"/>
@@ -675,6 +711,7 @@
         </w:rPr>
         <w:t>const</w:t>
       </w:r>
+      <w:proofErr w:type="spellEnd"/>
       <w:r>
         <w:rPr>
           <w:rFonts w:ascii="Cascadia Mono" w:hAnsi="Cascadia Mono" w:cs="Cascadia Mono"/>
@@ -725,6 +762,7 @@
           <w:lang w:val="en-GB"/>
         </w:rPr>
       </w:pPr>
+      <w:proofErr w:type="spellStart"/>
       <w:r>
         <w:rPr>
           <w:rFonts w:ascii="Cascadia Mono" w:hAnsi="Cascadia Mono" w:cs="Cascadia Mono"/>
@@ -736,16 +774,41 @@
         </w:rPr>
         <w:t>const</w:t>
       </w:r>
-      <w:r>
-        <w:rPr>
-          <w:rFonts w:ascii="Cascadia Mono" w:hAnsi="Cascadia Mono" w:cs="Cascadia Mono"/>
-          <w:color w:val="000000"/>
-          <w:sz w:val="19"/>
-          <w:szCs w:val="19"/>
-          <w:highlight w:val="white"/>
-          <w:lang w:val="en-GB"/>
-        </w:rPr>
-        <w:t xml:space="preserve"> VERSION = process.env.APP_VERSION || </w:t>
+      <w:proofErr w:type="spellEnd"/>
+      <w:r>
+        <w:rPr>
+          <w:rFonts w:ascii="Cascadia Mono" w:hAnsi="Cascadia Mono" w:cs="Cascadia Mono"/>
+          <w:color w:val="000000"/>
+          <w:sz w:val="19"/>
+          <w:szCs w:val="19"/>
+          <w:highlight w:val="white"/>
+          <w:lang w:val="en-GB"/>
+        </w:rPr>
+        <w:t xml:space="preserve"> VERSION = </w:t>
+      </w:r>
+      <w:proofErr w:type="spellStart"/>
+      <w:r>
+        <w:rPr>
+          <w:rFonts w:ascii="Cascadia Mono" w:hAnsi="Cascadia Mono" w:cs="Cascadia Mono"/>
+          <w:color w:val="000000"/>
+          <w:sz w:val="19"/>
+          <w:szCs w:val="19"/>
+          <w:highlight w:val="white"/>
+          <w:lang w:val="en-GB"/>
+        </w:rPr>
+        <w:t>process.env.APP_VERSION</w:t>
+      </w:r>
+      <w:proofErr w:type="spellEnd"/>
+      <w:r>
+        <w:rPr>
+          <w:rFonts w:ascii="Cascadia Mono" w:hAnsi="Cascadia Mono" w:cs="Cascadia Mono"/>
+          <w:color w:val="000000"/>
+          <w:sz w:val="19"/>
+          <w:szCs w:val="19"/>
+          <w:highlight w:val="white"/>
+          <w:lang w:val="en-GB"/>
+        </w:rPr>
+        <w:t xml:space="preserve"> || </w:t>
       </w:r>
       <w:r>
         <w:rPr>
@@ -786,6 +849,7 @@
           <w:lang w:val="en-GB"/>
         </w:rPr>
       </w:pPr>
+      <w:proofErr w:type="spellStart"/>
       <w:r>
         <w:rPr>
           <w:rFonts w:ascii="Cascadia Mono" w:hAnsi="Cascadia Mono" w:cs="Cascadia Mono"/>
@@ -797,16 +861,41 @@
         </w:rPr>
         <w:t>const</w:t>
       </w:r>
-      <w:r>
-        <w:rPr>
-          <w:rFonts w:ascii="Cascadia Mono" w:hAnsi="Cascadia Mono" w:cs="Cascadia Mono"/>
-          <w:color w:val="000000"/>
-          <w:sz w:val="19"/>
-          <w:szCs w:val="19"/>
-          <w:highlight w:val="white"/>
-          <w:lang w:val="en-GB"/>
-        </w:rPr>
-        <w:t xml:space="preserve"> ENV = process.env.ENV || </w:t>
+      <w:proofErr w:type="spellEnd"/>
+      <w:r>
+        <w:rPr>
+          <w:rFonts w:ascii="Cascadia Mono" w:hAnsi="Cascadia Mono" w:cs="Cascadia Mono"/>
+          <w:color w:val="000000"/>
+          <w:sz w:val="19"/>
+          <w:szCs w:val="19"/>
+          <w:highlight w:val="white"/>
+          <w:lang w:val="en-GB"/>
+        </w:rPr>
+        <w:t xml:space="preserve"> ENV = </w:t>
+      </w:r>
+      <w:proofErr w:type="spellStart"/>
+      <w:r>
+        <w:rPr>
+          <w:rFonts w:ascii="Cascadia Mono" w:hAnsi="Cascadia Mono" w:cs="Cascadia Mono"/>
+          <w:color w:val="000000"/>
+          <w:sz w:val="19"/>
+          <w:szCs w:val="19"/>
+          <w:highlight w:val="white"/>
+          <w:lang w:val="en-GB"/>
+        </w:rPr>
+        <w:t>process.env.ENV</w:t>
+      </w:r>
+      <w:proofErr w:type="spellEnd"/>
+      <w:r>
+        <w:rPr>
+          <w:rFonts w:ascii="Cascadia Mono" w:hAnsi="Cascadia Mono" w:cs="Cascadia Mono"/>
+          <w:color w:val="000000"/>
+          <w:sz w:val="19"/>
+          <w:szCs w:val="19"/>
+          <w:highlight w:val="white"/>
+          <w:lang w:val="en-GB"/>
+        </w:rPr>
+        <w:t xml:space="preserve"> || </w:t>
       </w:r>
       <w:r>
         <w:rPr>
@@ -864,16 +953,29 @@
           <w:lang w:val="en-GB"/>
         </w:rPr>
       </w:pPr>
-      <w:r>
-        <w:rPr>
-          <w:rFonts w:ascii="Cascadia Mono" w:hAnsi="Cascadia Mono" w:cs="Cascadia Mono"/>
-          <w:color w:val="000000"/>
-          <w:sz w:val="19"/>
-          <w:szCs w:val="19"/>
-          <w:highlight w:val="white"/>
-          <w:lang w:val="en-GB"/>
-        </w:rPr>
-        <w:t>app.get(</w:t>
+      <w:proofErr w:type="spellStart"/>
+      <w:r>
+        <w:rPr>
+          <w:rFonts w:ascii="Cascadia Mono" w:hAnsi="Cascadia Mono" w:cs="Cascadia Mono"/>
+          <w:color w:val="000000"/>
+          <w:sz w:val="19"/>
+          <w:szCs w:val="19"/>
+          <w:highlight w:val="white"/>
+          <w:lang w:val="en-GB"/>
+        </w:rPr>
+        <w:t>app.get</w:t>
+      </w:r>
+      <w:proofErr w:type="spellEnd"/>
+      <w:r>
+        <w:rPr>
+          <w:rFonts w:ascii="Cascadia Mono" w:hAnsi="Cascadia Mono" w:cs="Cascadia Mono"/>
+          <w:color w:val="000000"/>
+          <w:sz w:val="19"/>
+          <w:szCs w:val="19"/>
+          <w:highlight w:val="white"/>
+          <w:lang w:val="en-GB"/>
+        </w:rPr>
+        <w:t>(</w:t>
       </w:r>
       <w:r>
         <w:rPr>
@@ -895,7 +997,31 @@
           <w:highlight w:val="white"/>
           <w:lang w:val="en-GB"/>
         </w:rPr>
-        <w:t>, (req, res) =&gt; {</w:t>
+        <w:t>, (</w:t>
+      </w:r>
+      <w:proofErr w:type="spellStart"/>
+      <w:r>
+        <w:rPr>
+          <w:rFonts w:ascii="Cascadia Mono" w:hAnsi="Cascadia Mono" w:cs="Cascadia Mono"/>
+          <w:color w:val="000000"/>
+          <w:sz w:val="19"/>
+          <w:szCs w:val="19"/>
+          <w:highlight w:val="white"/>
+          <w:lang w:val="en-GB"/>
+        </w:rPr>
+        <w:t>req</w:t>
+      </w:r>
+      <w:proofErr w:type="spellEnd"/>
+      <w:r>
+        <w:rPr>
+          <w:rFonts w:ascii="Cascadia Mono" w:hAnsi="Cascadia Mono" w:cs="Cascadia Mono"/>
+          <w:color w:val="000000"/>
+          <w:sz w:val="19"/>
+          <w:szCs w:val="19"/>
+          <w:highlight w:val="white"/>
+          <w:lang w:val="en-GB"/>
+        </w:rPr>
+        <w:t>, res) =&gt; {</w:t>
       </w:r>
     </w:p>
     <w:p>
@@ -923,7 +1049,31 @@
           <w:highlight w:val="white"/>
           <w:lang w:val="en-GB"/>
         </w:rPr>
-        <w:t xml:space="preserve">    res.json({</w:t>
+        <w:t xml:space="preserve">    </w:t>
+      </w:r>
+      <w:proofErr w:type="spellStart"/>
+      <w:r>
+        <w:rPr>
+          <w:rFonts w:ascii="Cascadia Mono" w:hAnsi="Cascadia Mono" w:cs="Cascadia Mono"/>
+          <w:color w:val="000000"/>
+          <w:sz w:val="19"/>
+          <w:szCs w:val="19"/>
+          <w:highlight w:val="white"/>
+          <w:lang w:val="en-GB"/>
+        </w:rPr>
+        <w:t>res.json</w:t>
+      </w:r>
+      <w:proofErr w:type="spellEnd"/>
+      <w:r>
+        <w:rPr>
+          <w:rFonts w:ascii="Cascadia Mono" w:hAnsi="Cascadia Mono" w:cs="Cascadia Mono"/>
+          <w:color w:val="000000"/>
+          <w:sz w:val="19"/>
+          <w:szCs w:val="19"/>
+          <w:highlight w:val="white"/>
+          <w:lang w:val="en-GB"/>
+        </w:rPr>
+        <w:t>({</w:t>
       </w:r>
     </w:p>
     <w:p>
@@ -1138,16 +1288,29 @@
           <w:lang w:val="en-GB"/>
         </w:rPr>
       </w:pPr>
-      <w:r>
-        <w:rPr>
-          <w:rFonts w:ascii="Cascadia Mono" w:hAnsi="Cascadia Mono" w:cs="Cascadia Mono"/>
-          <w:color w:val="000000"/>
-          <w:sz w:val="19"/>
-          <w:szCs w:val="19"/>
-          <w:highlight w:val="white"/>
-          <w:lang w:val="en-GB"/>
-        </w:rPr>
-        <w:t>app.listen(PORT, () =&gt; {</w:t>
+      <w:proofErr w:type="spellStart"/>
+      <w:r>
+        <w:rPr>
+          <w:rFonts w:ascii="Cascadia Mono" w:hAnsi="Cascadia Mono" w:cs="Cascadia Mono"/>
+          <w:color w:val="000000"/>
+          <w:sz w:val="19"/>
+          <w:szCs w:val="19"/>
+          <w:highlight w:val="white"/>
+          <w:lang w:val="en-GB"/>
+        </w:rPr>
+        <w:t>app.listen</w:t>
+      </w:r>
+      <w:proofErr w:type="spellEnd"/>
+      <w:r>
+        <w:rPr>
+          <w:rFonts w:ascii="Cascadia Mono" w:hAnsi="Cascadia Mono" w:cs="Cascadia Mono"/>
+          <w:color w:val="000000"/>
+          <w:sz w:val="19"/>
+          <w:szCs w:val="19"/>
+          <w:highlight w:val="white"/>
+          <w:lang w:val="en-GB"/>
+        </w:rPr>
+        <w:t>(PORT, () =&gt; {</w:t>
       </w:r>
     </w:p>
     <w:p>
@@ -1300,12 +1463,25 @@
         <w:pStyle w:val="Heading2"/>
       </w:pPr>
       <w:r>
-        <w:t>Step 2 Add package.json</w:t>
-      </w:r>
+        <w:t xml:space="preserve">Step 2 Add </w:t>
+      </w:r>
+      <w:proofErr w:type="spellStart"/>
+      <w:r>
+        <w:t>package.json</w:t>
+      </w:r>
+      <w:proofErr w:type="spellEnd"/>
     </w:p>
     <w:p>
       <w:r>
-        <w:t>Create a file called package.json and add:</w:t>
+        <w:t xml:space="preserve">Create a file called </w:t>
+      </w:r>
+      <w:proofErr w:type="spellStart"/>
+      <w:r>
+        <w:t>package.json</w:t>
+      </w:r>
+      <w:proofErr w:type="spellEnd"/>
+      <w:r>
+        <w:t xml:space="preserve"> and add:</w:t>
       </w:r>
     </w:p>
     <w:p>
@@ -1844,6 +2020,7 @@
         </w:rPr>
         <w:tab/>
       </w:r>
+      <w:proofErr w:type="spellStart"/>
       <w:r>
         <w:rPr>
           <w:b/>
@@ -1851,7 +2028,17 @@
           <w:sz w:val="24"/>
           <w:szCs w:val="24"/>
         </w:rPr>
-        <w:t>npm install</w:t>
+        <w:t>npm</w:t>
+      </w:r>
+      <w:proofErr w:type="spellEnd"/>
+      <w:r>
+        <w:rPr>
+          <w:b/>
+          <w:bCs/>
+          <w:sz w:val="24"/>
+          <w:szCs w:val="24"/>
+        </w:rPr>
+        <w:t xml:space="preserve"> install</w:t>
       </w:r>
       <w:r>
         <w:br/>
@@ -1865,6 +2052,7 @@
         </w:rPr>
         <w:tab/>
       </w:r>
+      <w:proofErr w:type="spellStart"/>
       <w:r>
         <w:rPr>
           <w:b/>
@@ -1872,7 +2060,17 @@
           <w:sz w:val="28"/>
           <w:szCs w:val="28"/>
         </w:rPr>
-        <w:t>npm start</w:t>
+        <w:t>npm</w:t>
+      </w:r>
+      <w:proofErr w:type="spellEnd"/>
+      <w:r>
+        <w:rPr>
+          <w:b/>
+          <w:bCs/>
+          <w:sz w:val="28"/>
+          <w:szCs w:val="28"/>
+        </w:rPr>
+        <w:t xml:space="preserve"> start</w:t>
       </w:r>
       <w:r>
         <w:br/>
@@ -1893,18 +2091,188 @@
         <w:br/>
         <w:t>You should see a JSON response.</w:t>
       </w:r>
+      <w:r>
+        <w:br/>
+        <w:t>Stop the server running (Ctrl-c)</w:t>
+      </w:r>
     </w:p>
     <w:p>
       <w:pPr>
         <w:pStyle w:val="Heading2"/>
       </w:pPr>
       <w:r>
-        <w:t>Step 4 Create a Dockerfile</w:t>
-      </w:r>
+        <w:t xml:space="preserve">Step 4 Create a </w:t>
+      </w:r>
+      <w:proofErr w:type="spellStart"/>
+      <w:r>
+        <w:t>Dockerfile</w:t>
+      </w:r>
+      <w:proofErr w:type="spellEnd"/>
     </w:p>
     <w:p>
       <w:r>
-        <w:t>Create a file called Dockerfile and add:</w:t>
+        <w:t xml:space="preserve">Create a file called </w:t>
+      </w:r>
+      <w:proofErr w:type="spellStart"/>
+      <w:r>
+        <w:t>Dockerfile</w:t>
+      </w:r>
+      <w:proofErr w:type="spellEnd"/>
+      <w:r>
+        <w:t xml:space="preserve"> and add:</w:t>
+      </w:r>
+    </w:p>
+    <w:p>
+      <w:r>
+        <w:t>FROM node:18-alpine</w:t>
+      </w:r>
+      <w:r>
+        <w:br/>
+        <w:t>WORKDIR /app</w:t>
+      </w:r>
+      <w:r>
+        <w:br/>
+        <w:t xml:space="preserve">COPY </w:t>
+      </w:r>
+      <w:proofErr w:type="spellStart"/>
+      <w:r>
+        <w:t>package.json</w:t>
+      </w:r>
+      <w:proofErr w:type="spellEnd"/>
+      <w:r>
+        <w:t xml:space="preserve"> .</w:t>
+      </w:r>
+      <w:r>
+        <w:br/>
+        <w:t xml:space="preserve">RUN </w:t>
+      </w:r>
+      <w:proofErr w:type="spellStart"/>
+      <w:r>
+        <w:t>npm</w:t>
+      </w:r>
+      <w:proofErr w:type="spellEnd"/>
+      <w:r>
+        <w:t xml:space="preserve"> install --only=production</w:t>
+      </w:r>
+      <w:r>
+        <w:br/>
+        <w:t>COPY app.js .</w:t>
+      </w:r>
+      <w:r>
+        <w:br/>
+        <w:t>EXPOSE 3000</w:t>
+      </w:r>
+      <w:r>
+        <w:br/>
+        <w:t>CMD ["</w:t>
+      </w:r>
+      <w:proofErr w:type="spellStart"/>
+      <w:r>
+        <w:t>npm</w:t>
+      </w:r>
+      <w:proofErr w:type="spellEnd"/>
+      <w:r>
+        <w:t>", "start"]</w:t>
+      </w:r>
+    </w:p>
+    <w:p>
+      <w:pPr>
+        <w:pStyle w:val="Heading2"/>
+      </w:pPr>
+      <w:r>
+        <w:t>Step 5 Build and run container locally</w:t>
+      </w:r>
+    </w:p>
+    <w:p>
+      <w:pPr>
+        <w:ind w:left="720"/>
+      </w:pPr>
+      <w:r>
+        <w:rPr>
+          <w:b/>
+          <w:bCs/>
+          <w:sz w:val="24"/>
+          <w:szCs w:val="24"/>
+        </w:rPr>
+        <w:t>docker build -t status-service:1.0.0 .</w:t>
+      </w:r>
+      <w:r>
+        <w:rPr>
+          <w:b/>
+          <w:bCs/>
+          <w:sz w:val="24"/>
+          <w:szCs w:val="24"/>
+        </w:rPr>
+        <w:br/>
+        <w:t>docker run -p 3000:3000 status-service:1.0.0</w:t>
+      </w:r>
+      <w:r>
+        <w:rPr>
+          <w:b/>
+          <w:bCs/>
+          <w:sz w:val="24"/>
+          <w:szCs w:val="24"/>
+        </w:rPr>
+        <w:br/>
+      </w:r>
+      <w:r>
+        <w:br/>
+        <w:t>Verify the /status endpoint again</w:t>
+      </w:r>
+      <w:r>
+        <w:t xml:space="preserve"> by navigating to </w:t>
+      </w:r>
+      <w:r>
+        <w:rPr>
+          <w:b/>
+          <w:bCs/>
+          <w:color w:val="0070C0"/>
+        </w:rPr>
+        <w:t>http://localhost:3000/status</w:t>
+      </w:r>
+      <w:r>
+        <w:t>.</w:t>
+      </w:r>
+    </w:p>
+    <w:p>
+      <w:pPr>
+        <w:pStyle w:val="Heading2"/>
+      </w:pPr>
+      <w:r>
+        <w:t xml:space="preserve">Step 6 Create </w:t>
+      </w:r>
+      <w:proofErr w:type="spellStart"/>
+      <w:r>
+        <w:t>Jenkinsfile</w:t>
+      </w:r>
+      <w:proofErr w:type="spellEnd"/>
+    </w:p>
+    <w:p>
+      <w:r>
+        <w:t>Create a</w:t>
+      </w:r>
+      <w:r>
+        <w:rPr>
+          <w:b/>
+          <w:bCs/>
+        </w:rPr>
+        <w:t xml:space="preserve"> </w:t>
+      </w:r>
+      <w:proofErr w:type="spellStart"/>
+      <w:r>
+        <w:rPr>
+          <w:b/>
+          <w:bCs/>
+        </w:rPr>
+        <w:t>Jenkinsfile</w:t>
+      </w:r>
+      <w:proofErr w:type="spellEnd"/>
+      <w:r>
+        <w:t xml:space="preserve"> in the root of the project:</w:t>
+      </w:r>
+      <w:r>
+        <w:br/>
+        <w:t>Copy the text below</w:t>
       </w:r>
     </w:p>
     <w:p>
@@ -1913,22 +2281,25 @@
         <w:autoSpaceDN w:val="0"/>
         <w:adjustRightInd w:val="0"/>
         <w:spacing w:after="0" w:line="240" w:lineRule="auto"/>
-        <w:ind w:left="720"/>
-        <w:rPr>
-          <w:rFonts w:ascii="Cascadia Mono" w:hAnsi="Cascadia Mono" w:cs="Cascadia Mono"/>
-          <w:color w:val="000000"/>
-          <w:highlight w:val="white"/>
-          <w:lang w:val="en-GB"/>
-        </w:rPr>
-      </w:pPr>
-      <w:r>
-        <w:rPr>
-          <w:rFonts w:ascii="Cascadia Mono" w:hAnsi="Cascadia Mono" w:cs="Cascadia Mono"/>
-          <w:color w:val="000000"/>
-          <w:highlight w:val="white"/>
-          <w:lang w:val="en-GB"/>
-        </w:rPr>
-        <w:t>FROM node: 18 - alpine</w:t>
+        <w:rPr>
+          <w:rFonts w:ascii="Cascadia Mono" w:hAnsi="Cascadia Mono" w:cs="Cascadia Mono"/>
+          <w:color w:val="000000"/>
+          <w:sz w:val="19"/>
+          <w:szCs w:val="19"/>
+          <w:highlight w:val="white"/>
+          <w:lang w:val="en-GB"/>
+        </w:rPr>
+      </w:pPr>
+      <w:r>
+        <w:rPr>
+          <w:rFonts w:ascii="Cascadia Mono" w:hAnsi="Cascadia Mono" w:cs="Cascadia Mono"/>
+          <w:color w:val="000000"/>
+          <w:sz w:val="19"/>
+          <w:szCs w:val="19"/>
+          <w:highlight w:val="white"/>
+          <w:lang w:val="en-GB"/>
+        </w:rPr>
+        <w:t>pipeline {</w:t>
       </w:r>
     </w:p>
     <w:p>
@@ -1937,22 +2308,25 @@
         <w:autoSpaceDN w:val="0"/>
         <w:adjustRightInd w:val="0"/>
         <w:spacing w:after="0" w:line="240" w:lineRule="auto"/>
-        <w:ind w:left="720"/>
-        <w:rPr>
-          <w:rFonts w:ascii="Cascadia Mono" w:hAnsi="Cascadia Mono" w:cs="Cascadia Mono"/>
-          <w:color w:val="000000"/>
-          <w:highlight w:val="white"/>
-          <w:lang w:val="en-GB"/>
-        </w:rPr>
-      </w:pPr>
-      <w:r>
-        <w:rPr>
-          <w:rFonts w:ascii="Cascadia Mono" w:hAnsi="Cascadia Mono" w:cs="Cascadia Mono"/>
-          <w:color w:val="000000"/>
-          <w:highlight w:val="white"/>
-          <w:lang w:val="en-GB"/>
-        </w:rPr>
-        <w:t>WORKDIR / app</w:t>
+        <w:rPr>
+          <w:rFonts w:ascii="Cascadia Mono" w:hAnsi="Cascadia Mono" w:cs="Cascadia Mono"/>
+          <w:color w:val="000000"/>
+          <w:sz w:val="19"/>
+          <w:szCs w:val="19"/>
+          <w:highlight w:val="white"/>
+          <w:lang w:val="en-GB"/>
+        </w:rPr>
+      </w:pPr>
+      <w:r>
+        <w:rPr>
+          <w:rFonts w:ascii="Cascadia Mono" w:hAnsi="Cascadia Mono" w:cs="Cascadia Mono"/>
+          <w:color w:val="000000"/>
+          <w:sz w:val="19"/>
+          <w:szCs w:val="19"/>
+          <w:highlight w:val="white"/>
+          <w:lang w:val="en-GB"/>
+        </w:rPr>
+        <w:t xml:space="preserve">  agent any</w:t>
       </w:r>
     </w:p>
     <w:p>
@@ -1961,23 +2335,15 @@
         <w:autoSpaceDN w:val="0"/>
         <w:adjustRightInd w:val="0"/>
         <w:spacing w:after="0" w:line="240" w:lineRule="auto"/>
-        <w:ind w:left="720"/>
-        <w:rPr>
-          <w:rFonts w:ascii="Cascadia Mono" w:hAnsi="Cascadia Mono" w:cs="Cascadia Mono"/>
-          <w:color w:val="000000"/>
-          <w:highlight w:val="white"/>
-          <w:lang w:val="en-GB"/>
-        </w:rPr>
-      </w:pPr>
-      <w:r>
-        <w:rPr>
-          <w:rFonts w:ascii="Cascadia Mono" w:hAnsi="Cascadia Mono" w:cs="Cascadia Mono"/>
-          <w:color w:val="000000"/>
-          <w:highlight w:val="white"/>
-          <w:lang w:val="en-GB"/>
-        </w:rPr>
-        <w:t>COPY package.json.</w:t>
-      </w:r>
+        <w:rPr>
+          <w:rFonts w:ascii="Cascadia Mono" w:hAnsi="Cascadia Mono" w:cs="Cascadia Mono"/>
+          <w:color w:val="000000"/>
+          <w:sz w:val="19"/>
+          <w:szCs w:val="19"/>
+          <w:highlight w:val="white"/>
+          <w:lang w:val="en-GB"/>
+        </w:rPr>
+      </w:pPr>
     </w:p>
     <w:p>
       <w:pPr>
@@ -1985,22 +2351,25 @@
         <w:autoSpaceDN w:val="0"/>
         <w:adjustRightInd w:val="0"/>
         <w:spacing w:after="0" w:line="240" w:lineRule="auto"/>
-        <w:ind w:left="720"/>
-        <w:rPr>
-          <w:rFonts w:ascii="Cascadia Mono" w:hAnsi="Cascadia Mono" w:cs="Cascadia Mono"/>
-          <w:color w:val="000000"/>
-          <w:highlight w:val="white"/>
-          <w:lang w:val="en-GB"/>
-        </w:rPr>
-      </w:pPr>
-      <w:r>
-        <w:rPr>
-          <w:rFonts w:ascii="Cascadia Mono" w:hAnsi="Cascadia Mono" w:cs="Cascadia Mono"/>
-          <w:color w:val="000000"/>
-          <w:highlight w:val="white"/>
-          <w:lang w:val="en-GB"/>
-        </w:rPr>
-        <w:t>RUN npm install--only = production</w:t>
+        <w:rPr>
+          <w:rFonts w:ascii="Cascadia Mono" w:hAnsi="Cascadia Mono" w:cs="Cascadia Mono"/>
+          <w:color w:val="000000"/>
+          <w:sz w:val="19"/>
+          <w:szCs w:val="19"/>
+          <w:highlight w:val="white"/>
+          <w:lang w:val="en-GB"/>
+        </w:rPr>
+      </w:pPr>
+      <w:r>
+        <w:rPr>
+          <w:rFonts w:ascii="Cascadia Mono" w:hAnsi="Cascadia Mono" w:cs="Cascadia Mono"/>
+          <w:color w:val="000000"/>
+          <w:sz w:val="19"/>
+          <w:szCs w:val="19"/>
+          <w:highlight w:val="white"/>
+          <w:lang w:val="en-GB"/>
+        </w:rPr>
+        <w:t xml:space="preserve">  parameters {</w:t>
       </w:r>
     </w:p>
     <w:p>
@@ -2009,22 +2378,135 @@
         <w:autoSpaceDN w:val="0"/>
         <w:adjustRightInd w:val="0"/>
         <w:spacing w:after="0" w:line="240" w:lineRule="auto"/>
-        <w:ind w:left="720"/>
-        <w:rPr>
-          <w:rFonts w:ascii="Cascadia Mono" w:hAnsi="Cascadia Mono" w:cs="Cascadia Mono"/>
-          <w:color w:val="000000"/>
-          <w:highlight w:val="white"/>
-          <w:lang w:val="en-GB"/>
-        </w:rPr>
-      </w:pPr>
-      <w:r>
-        <w:rPr>
-          <w:rFonts w:ascii="Cascadia Mono" w:hAnsi="Cascadia Mono" w:cs="Cascadia Mono"/>
-          <w:color w:val="000000"/>
-          <w:highlight w:val="white"/>
-          <w:lang w:val="en-GB"/>
-        </w:rPr>
-        <w:t>COPY app.js.</w:t>
+        <w:rPr>
+          <w:rFonts w:ascii="Cascadia Mono" w:hAnsi="Cascadia Mono" w:cs="Cascadia Mono"/>
+          <w:color w:val="000000"/>
+          <w:sz w:val="19"/>
+          <w:szCs w:val="19"/>
+          <w:highlight w:val="white"/>
+          <w:lang w:val="en-GB"/>
+        </w:rPr>
+      </w:pPr>
+      <w:r>
+        <w:rPr>
+          <w:rFonts w:ascii="Cascadia Mono" w:hAnsi="Cascadia Mono" w:cs="Cascadia Mono"/>
+          <w:color w:val="000000"/>
+          <w:sz w:val="19"/>
+          <w:szCs w:val="19"/>
+          <w:highlight w:val="white"/>
+          <w:lang w:val="en-GB"/>
+        </w:rPr>
+        <w:t xml:space="preserve">        choice(name: </w:t>
+      </w:r>
+      <w:r>
+        <w:rPr>
+          <w:rFonts w:ascii="Cascadia Mono" w:hAnsi="Cascadia Mono" w:cs="Cascadia Mono"/>
+          <w:color w:val="A31515"/>
+          <w:sz w:val="19"/>
+          <w:szCs w:val="19"/>
+          <w:highlight w:val="white"/>
+          <w:lang w:val="en-GB"/>
+        </w:rPr>
+        <w:t>'ENV'</w:t>
+      </w:r>
+      <w:r>
+        <w:rPr>
+          <w:rFonts w:ascii="Cascadia Mono" w:hAnsi="Cascadia Mono" w:cs="Cascadia Mono"/>
+          <w:color w:val="000000"/>
+          <w:sz w:val="19"/>
+          <w:szCs w:val="19"/>
+          <w:highlight w:val="white"/>
+          <w:lang w:val="en-GB"/>
+        </w:rPr>
+        <w:t>, choices: [</w:t>
+      </w:r>
+      <w:r>
+        <w:rPr>
+          <w:rFonts w:ascii="Cascadia Mono" w:hAnsi="Cascadia Mono" w:cs="Cascadia Mono"/>
+          <w:color w:val="A31515"/>
+          <w:sz w:val="19"/>
+          <w:szCs w:val="19"/>
+          <w:highlight w:val="white"/>
+          <w:lang w:val="en-GB"/>
+        </w:rPr>
+        <w:t>'dev'</w:t>
+      </w:r>
+      <w:r>
+        <w:rPr>
+          <w:rFonts w:ascii="Cascadia Mono" w:hAnsi="Cascadia Mono" w:cs="Cascadia Mono"/>
+          <w:color w:val="000000"/>
+          <w:sz w:val="19"/>
+          <w:szCs w:val="19"/>
+          <w:highlight w:val="white"/>
+          <w:lang w:val="en-GB"/>
+        </w:rPr>
+        <w:t xml:space="preserve">, </w:t>
+      </w:r>
+      <w:r>
+        <w:rPr>
+          <w:rFonts w:ascii="Cascadia Mono" w:hAnsi="Cascadia Mono" w:cs="Cascadia Mono"/>
+          <w:color w:val="A31515"/>
+          <w:sz w:val="19"/>
+          <w:szCs w:val="19"/>
+          <w:highlight w:val="white"/>
+          <w:lang w:val="en-GB"/>
+        </w:rPr>
+        <w:t>'test'</w:t>
+      </w:r>
+      <w:r>
+        <w:rPr>
+          <w:rFonts w:ascii="Cascadia Mono" w:hAnsi="Cascadia Mono" w:cs="Cascadia Mono"/>
+          <w:color w:val="000000"/>
+          <w:sz w:val="19"/>
+          <w:szCs w:val="19"/>
+          <w:highlight w:val="white"/>
+          <w:lang w:val="en-GB"/>
+        </w:rPr>
+        <w:t xml:space="preserve">, </w:t>
+      </w:r>
+      <w:r>
+        <w:rPr>
+          <w:rFonts w:ascii="Cascadia Mono" w:hAnsi="Cascadia Mono" w:cs="Cascadia Mono"/>
+          <w:color w:val="A31515"/>
+          <w:sz w:val="19"/>
+          <w:szCs w:val="19"/>
+          <w:highlight w:val="white"/>
+          <w:lang w:val="en-GB"/>
+        </w:rPr>
+        <w:t>'prod'</w:t>
+      </w:r>
+      <w:r>
+        <w:rPr>
+          <w:rFonts w:ascii="Cascadia Mono" w:hAnsi="Cascadia Mono" w:cs="Cascadia Mono"/>
+          <w:color w:val="000000"/>
+          <w:sz w:val="19"/>
+          <w:szCs w:val="19"/>
+          <w:highlight w:val="white"/>
+          <w:lang w:val="en-GB"/>
+        </w:rPr>
+        <w:t xml:space="preserve">], description: </w:t>
+      </w:r>
+      <w:r>
+        <w:rPr>
+          <w:rFonts w:ascii="Cascadia Mono" w:hAnsi="Cascadia Mono" w:cs="Cascadia Mono"/>
+          <w:color w:val="A31515"/>
+          <w:sz w:val="19"/>
+          <w:szCs w:val="19"/>
+          <w:highlight w:val="white"/>
+          <w:lang w:val="en-GB"/>
+        </w:rPr>
+        <w:t>'Target environment'</w:t>
+      </w:r>
+      <w:r>
+        <w:rPr>
+          <w:rFonts w:ascii="Cascadia Mono" w:hAnsi="Cascadia Mono" w:cs="Cascadia Mono"/>
+          <w:color w:val="000000"/>
+          <w:sz w:val="19"/>
+          <w:szCs w:val="19"/>
+          <w:highlight w:val="white"/>
+          <w:lang w:val="en-GB"/>
+        </w:rPr>
+        <w:t>)</w:t>
       </w:r>
     </w:p>
     <w:p>
@@ -2033,22 +2515,25 @@
         <w:autoSpaceDN w:val="0"/>
         <w:adjustRightInd w:val="0"/>
         <w:spacing w:after="0" w:line="240" w:lineRule="auto"/>
-        <w:ind w:left="720"/>
-        <w:rPr>
-          <w:rFonts w:ascii="Cascadia Mono" w:hAnsi="Cascadia Mono" w:cs="Cascadia Mono"/>
-          <w:color w:val="000000"/>
-          <w:highlight w:val="white"/>
-          <w:lang w:val="en-GB"/>
-        </w:rPr>
-      </w:pPr>
-      <w:r>
-        <w:rPr>
-          <w:rFonts w:ascii="Cascadia Mono" w:hAnsi="Cascadia Mono" w:cs="Cascadia Mono"/>
-          <w:color w:val="000000"/>
-          <w:highlight w:val="white"/>
-          <w:lang w:val="en-GB"/>
-        </w:rPr>
-        <w:t>EXPOSE 3000</w:t>
+        <w:rPr>
+          <w:rFonts w:ascii="Cascadia Mono" w:hAnsi="Cascadia Mono" w:cs="Cascadia Mono"/>
+          <w:color w:val="000000"/>
+          <w:sz w:val="19"/>
+          <w:szCs w:val="19"/>
+          <w:highlight w:val="white"/>
+          <w:lang w:val="en-GB"/>
+        </w:rPr>
+      </w:pPr>
+      <w:r>
+        <w:rPr>
+          <w:rFonts w:ascii="Cascadia Mono" w:hAnsi="Cascadia Mono" w:cs="Cascadia Mono"/>
+          <w:color w:val="000000"/>
+          <w:sz w:val="19"/>
+          <w:szCs w:val="19"/>
+          <w:highlight w:val="white"/>
+          <w:lang w:val="en-GB"/>
+        </w:rPr>
+        <w:t xml:space="preserve">    }</w:t>
       </w:r>
     </w:p>
     <w:p>
@@ -2057,153 +2542,15 @@
         <w:autoSpaceDN w:val="0"/>
         <w:adjustRightInd w:val="0"/>
         <w:spacing w:after="0" w:line="240" w:lineRule="auto"/>
-        <w:ind w:left="720"/>
-        <w:rPr>
-          <w:rFonts w:ascii="Cascadia Mono" w:hAnsi="Cascadia Mono" w:cs="Cascadia Mono"/>
-          <w:color w:val="000000"/>
-          <w:highlight w:val="white"/>
-          <w:lang w:val="en-GB"/>
-        </w:rPr>
-      </w:pPr>
-      <w:r>
-        <w:rPr>
-          <w:rFonts w:ascii="Cascadia Mono" w:hAnsi="Cascadia Mono" w:cs="Cascadia Mono"/>
-          <w:color w:val="000000"/>
-          <w:highlight w:val="white"/>
-          <w:lang w:val="en-GB"/>
-        </w:rPr>
-        <w:t>CMD[</w:t>
-      </w:r>
-      <w:r>
-        <w:rPr>
-          <w:rFonts w:ascii="Cascadia Mono" w:hAnsi="Cascadia Mono" w:cs="Cascadia Mono"/>
-          <w:color w:val="A31515"/>
-          <w:highlight w:val="white"/>
-          <w:lang w:val="en-GB"/>
-        </w:rPr>
-        <w:t>"npm"</w:t>
-      </w:r>
-      <w:r>
-        <w:rPr>
-          <w:rFonts w:ascii="Cascadia Mono" w:hAnsi="Cascadia Mono" w:cs="Cascadia Mono"/>
-          <w:color w:val="000000"/>
-          <w:highlight w:val="white"/>
-          <w:lang w:val="en-GB"/>
-        </w:rPr>
-        <w:t xml:space="preserve">, </w:t>
-      </w:r>
-      <w:r>
-        <w:rPr>
-          <w:rFonts w:ascii="Cascadia Mono" w:hAnsi="Cascadia Mono" w:cs="Cascadia Mono"/>
-          <w:color w:val="A31515"/>
-          <w:highlight w:val="white"/>
-          <w:lang w:val="en-GB"/>
-        </w:rPr>
-        <w:t>"start"</w:t>
-      </w:r>
-      <w:r>
-        <w:rPr>
-          <w:rFonts w:ascii="Cascadia Mono" w:hAnsi="Cascadia Mono" w:cs="Cascadia Mono"/>
-          <w:color w:val="000000"/>
-          <w:highlight w:val="white"/>
-          <w:lang w:val="en-GB"/>
-        </w:rPr>
-        <w:t>]</w:t>
-      </w:r>
-    </w:p>
-    <w:p>
-      <w:pPr>
-        <w:rPr>
-          <w:sz w:val="28"/>
-          <w:szCs w:val="28"/>
-        </w:rPr>
-      </w:pPr>
-    </w:p>
-    <w:p>
-      <w:pPr>
-        <w:pStyle w:val="Heading2"/>
-      </w:pPr>
-      <w:r>
-        <w:t>Step 5 Build and run container locally</w:t>
-      </w:r>
-    </w:p>
-    <w:p>
-      <w:pPr>
-        <w:ind w:left="720"/>
-      </w:pPr>
-      <w:r>
-        <w:rPr>
-          <w:b/>
-          <w:bCs/>
-          <w:sz w:val="24"/>
-          <w:szCs w:val="24"/>
-        </w:rPr>
-        <w:t>docker build -t status-service:1.0.0 .</w:t>
-      </w:r>
-      <w:r>
-        <w:rPr>
-          <w:b/>
-          <w:bCs/>
-          <w:sz w:val="24"/>
-          <w:szCs w:val="24"/>
-        </w:rPr>
-        <w:br/>
-        <w:t>docker run -p 3000:3000 status-service:1.0.0</w:t>
-      </w:r>
-      <w:r>
-        <w:rPr>
-          <w:b/>
-          <w:bCs/>
-          <w:sz w:val="24"/>
-          <w:szCs w:val="24"/>
-        </w:rPr>
-        <w:br/>
-      </w:r>
-      <w:r>
-        <w:br/>
-        <w:t>Verify the /status endpoint again</w:t>
-      </w:r>
-      <w:r>
-        <w:t xml:space="preserve"> by navigating to </w:t>
-      </w:r>
-      <w:r>
-        <w:rPr>
-          <w:b/>
-          <w:bCs/>
-          <w:color w:val="0070C0"/>
-        </w:rPr>
-        <w:t>http://localhost:3000/status</w:t>
-      </w:r>
-      <w:r>
-        <w:t>.</w:t>
-      </w:r>
-    </w:p>
-    <w:p>
-      <w:pPr>
-        <w:pStyle w:val="Heading2"/>
-      </w:pPr>
-      <w:r>
-        <w:t>Step 6 Create Jenkinsfile</w:t>
-      </w:r>
-    </w:p>
-    <w:p>
-      <w:r>
-        <w:t>Create a</w:t>
-      </w:r>
-      <w:r>
-        <w:rPr>
-          <w:b/>
-          <w:bCs/>
-        </w:rPr>
-        <w:t xml:space="preserve"> Jenkinsfile</w:t>
-      </w:r>
-      <w:r>
-        <w:t xml:space="preserve"> in the root of the project:</w:t>
-      </w:r>
-      <w:r>
-        <w:br/>
-        <w:t>Copy the text below</w:t>
-      </w:r>
+        <w:rPr>
+          <w:rFonts w:ascii="Cascadia Mono" w:hAnsi="Cascadia Mono" w:cs="Cascadia Mono"/>
+          <w:color w:val="000000"/>
+          <w:sz w:val="19"/>
+          <w:szCs w:val="19"/>
+          <w:highlight w:val="white"/>
+          <w:lang w:val="en-GB"/>
+        </w:rPr>
+      </w:pPr>
     </w:p>
     <w:p>
       <w:pPr>
@@ -2229,7 +2576,7 @@
           <w:highlight w:val="white"/>
           <w:lang w:val="en-GB"/>
         </w:rPr>
-        <w:t>pipeline {</w:t>
+        <w:t xml:space="preserve">  stages {</w:t>
       </w:r>
     </w:p>
     <w:p>
@@ -2256,7 +2603,29 @@
           <w:highlight w:val="white"/>
           <w:lang w:val="en-GB"/>
         </w:rPr>
-        <w:t xml:space="preserve">  agent any</w:t>
+        <w:t xml:space="preserve">        stage(</w:t>
+      </w:r>
+      <w:r>
+        <w:rPr>
+          <w:rFonts w:ascii="Cascadia Mono" w:hAnsi="Cascadia Mono" w:cs="Cascadia Mono"/>
+          <w:color w:val="A31515"/>
+          <w:sz w:val="19"/>
+          <w:szCs w:val="19"/>
+          <w:highlight w:val="white"/>
+          <w:lang w:val="en-GB"/>
+        </w:rPr>
+        <w:t>'Checkout'</w:t>
+      </w:r>
+      <w:r>
+        <w:rPr>
+          <w:rFonts w:ascii="Cascadia Mono" w:hAnsi="Cascadia Mono" w:cs="Cascadia Mono"/>
+          <w:color w:val="000000"/>
+          <w:sz w:val="19"/>
+          <w:szCs w:val="19"/>
+          <w:highlight w:val="white"/>
+          <w:lang w:val="en-GB"/>
+        </w:rPr>
+        <w:t>) {</w:t>
       </w:r>
     </w:p>
     <w:p>
@@ -2274,6 +2643,41 @@
           <w:lang w:val="en-GB"/>
         </w:rPr>
       </w:pPr>
+      <w:r>
+        <w:rPr>
+          <w:rFonts w:ascii="Cascadia Mono" w:hAnsi="Cascadia Mono" w:cs="Cascadia Mono"/>
+          <w:color w:val="000000"/>
+          <w:sz w:val="19"/>
+          <w:szCs w:val="19"/>
+          <w:highlight w:val="white"/>
+          <w:lang w:val="en-GB"/>
+        </w:rPr>
+        <w:t xml:space="preserve">      steps { checkout </w:t>
+      </w:r>
+      <w:proofErr w:type="spellStart"/>
+      <w:r>
+        <w:rPr>
+          <w:rFonts w:ascii="Cascadia Mono" w:hAnsi="Cascadia Mono" w:cs="Cascadia Mono"/>
+          <w:color w:val="000000"/>
+          <w:sz w:val="19"/>
+          <w:szCs w:val="19"/>
+          <w:highlight w:val="white"/>
+          <w:lang w:val="en-GB"/>
+        </w:rPr>
+        <w:t>scm</w:t>
+      </w:r>
+      <w:proofErr w:type="spellEnd"/>
+      <w:r>
+        <w:rPr>
+          <w:rFonts w:ascii="Cascadia Mono" w:hAnsi="Cascadia Mono" w:cs="Cascadia Mono"/>
+          <w:color w:val="000000"/>
+          <w:sz w:val="19"/>
+          <w:szCs w:val="19"/>
+          <w:highlight w:val="white"/>
+          <w:lang w:val="en-GB"/>
+        </w:rPr>
+        <w:t xml:space="preserve"> }</w:t>
+      </w:r>
     </w:p>
     <w:p>
       <w:pPr>
@@ -2299,7 +2703,7 @@
           <w:highlight w:val="white"/>
           <w:lang w:val="en-GB"/>
         </w:rPr>
-        <w:t xml:space="preserve">  parameters {</w:t>
+        <w:t xml:space="preserve">        }</w:t>
       </w:r>
     </w:p>
     <w:p>
@@ -2317,127 +2721,6 @@
           <w:lang w:val="en-GB"/>
         </w:rPr>
       </w:pPr>
-      <w:r>
-        <w:rPr>
-          <w:rFonts w:ascii="Cascadia Mono" w:hAnsi="Cascadia Mono" w:cs="Cascadia Mono"/>
-          <w:color w:val="000000"/>
-          <w:sz w:val="19"/>
-          <w:szCs w:val="19"/>
-          <w:highlight w:val="white"/>
-          <w:lang w:val="en-GB"/>
-        </w:rPr>
-        <w:t xml:space="preserve">        choice(name: </w:t>
-      </w:r>
-      <w:r>
-        <w:rPr>
-          <w:rFonts w:ascii="Cascadia Mono" w:hAnsi="Cascadia Mono" w:cs="Cascadia Mono"/>
-          <w:color w:val="A31515"/>
-          <w:sz w:val="19"/>
-          <w:szCs w:val="19"/>
-          <w:highlight w:val="white"/>
-          <w:lang w:val="en-GB"/>
-        </w:rPr>
-        <w:t>'ENV'</w:t>
-      </w:r>
-      <w:r>
-        <w:rPr>
-          <w:rFonts w:ascii="Cascadia Mono" w:hAnsi="Cascadia Mono" w:cs="Cascadia Mono"/>
-          <w:color w:val="000000"/>
-          <w:sz w:val="19"/>
-          <w:szCs w:val="19"/>
-          <w:highlight w:val="white"/>
-          <w:lang w:val="en-GB"/>
-        </w:rPr>
-        <w:t>, choices: [</w:t>
-      </w:r>
-      <w:r>
-        <w:rPr>
-          <w:rFonts w:ascii="Cascadia Mono" w:hAnsi="Cascadia Mono" w:cs="Cascadia Mono"/>
-          <w:color w:val="A31515"/>
-          <w:sz w:val="19"/>
-          <w:szCs w:val="19"/>
-          <w:highlight w:val="white"/>
-          <w:lang w:val="en-GB"/>
-        </w:rPr>
-        <w:t>'dev'</w:t>
-      </w:r>
-      <w:r>
-        <w:rPr>
-          <w:rFonts w:ascii="Cascadia Mono" w:hAnsi="Cascadia Mono" w:cs="Cascadia Mono"/>
-          <w:color w:val="000000"/>
-          <w:sz w:val="19"/>
-          <w:szCs w:val="19"/>
-          <w:highlight w:val="white"/>
-          <w:lang w:val="en-GB"/>
-        </w:rPr>
-        <w:t xml:space="preserve">, </w:t>
-      </w:r>
-      <w:r>
-        <w:rPr>
-          <w:rFonts w:ascii="Cascadia Mono" w:hAnsi="Cascadia Mono" w:cs="Cascadia Mono"/>
-          <w:color w:val="A31515"/>
-          <w:sz w:val="19"/>
-          <w:szCs w:val="19"/>
-          <w:highlight w:val="white"/>
-          <w:lang w:val="en-GB"/>
-        </w:rPr>
-        <w:t>'test'</w:t>
-      </w:r>
-      <w:r>
-        <w:rPr>
-          <w:rFonts w:ascii="Cascadia Mono" w:hAnsi="Cascadia Mono" w:cs="Cascadia Mono"/>
-          <w:color w:val="000000"/>
-          <w:sz w:val="19"/>
-          <w:szCs w:val="19"/>
-          <w:highlight w:val="white"/>
-          <w:lang w:val="en-GB"/>
-        </w:rPr>
-        <w:t xml:space="preserve">, </w:t>
-      </w:r>
-      <w:r>
-        <w:rPr>
-          <w:rFonts w:ascii="Cascadia Mono" w:hAnsi="Cascadia Mono" w:cs="Cascadia Mono"/>
-          <w:color w:val="A31515"/>
-          <w:sz w:val="19"/>
-          <w:szCs w:val="19"/>
-          <w:highlight w:val="white"/>
-          <w:lang w:val="en-GB"/>
-        </w:rPr>
-        <w:t>'prod'</w:t>
-      </w:r>
-      <w:r>
-        <w:rPr>
-          <w:rFonts w:ascii="Cascadia Mono" w:hAnsi="Cascadia Mono" w:cs="Cascadia Mono"/>
-          <w:color w:val="000000"/>
-          <w:sz w:val="19"/>
-          <w:szCs w:val="19"/>
-          <w:highlight w:val="white"/>
-          <w:lang w:val="en-GB"/>
-        </w:rPr>
-        <w:t xml:space="preserve">], description: </w:t>
-      </w:r>
-      <w:r>
-        <w:rPr>
-          <w:rFonts w:ascii="Cascadia Mono" w:hAnsi="Cascadia Mono" w:cs="Cascadia Mono"/>
-          <w:color w:val="A31515"/>
-          <w:sz w:val="19"/>
-          <w:szCs w:val="19"/>
-          <w:highlight w:val="white"/>
-          <w:lang w:val="en-GB"/>
-        </w:rPr>
-        <w:t>'Target environment'</w:t>
-      </w:r>
-      <w:r>
-        <w:rPr>
-          <w:rFonts w:ascii="Cascadia Mono" w:hAnsi="Cascadia Mono" w:cs="Cascadia Mono"/>
-          <w:color w:val="000000"/>
-          <w:sz w:val="19"/>
-          <w:szCs w:val="19"/>
-          <w:highlight w:val="white"/>
-          <w:lang w:val="en-GB"/>
-        </w:rPr>
-        <w:t>)</w:t>
-      </w:r>
     </w:p>
     <w:p>
       <w:pPr>
@@ -2463,7 +2746,29 @@
           <w:highlight w:val="white"/>
           <w:lang w:val="en-GB"/>
         </w:rPr>
-        <w:t xml:space="preserve">    }</w:t>
+        <w:t xml:space="preserve">        stage(</w:t>
+      </w:r>
+      <w:r>
+        <w:rPr>
+          <w:rFonts w:ascii="Cascadia Mono" w:hAnsi="Cascadia Mono" w:cs="Cascadia Mono"/>
+          <w:color w:val="A31515"/>
+          <w:sz w:val="19"/>
+          <w:szCs w:val="19"/>
+          <w:highlight w:val="white"/>
+          <w:lang w:val="en-GB"/>
+        </w:rPr>
+        <w:t>'Build Image'</w:t>
+      </w:r>
+      <w:r>
+        <w:rPr>
+          <w:rFonts w:ascii="Cascadia Mono" w:hAnsi="Cascadia Mono" w:cs="Cascadia Mono"/>
+          <w:color w:val="000000"/>
+          <w:sz w:val="19"/>
+          <w:szCs w:val="19"/>
+          <w:highlight w:val="white"/>
+          <w:lang w:val="en-GB"/>
+        </w:rPr>
+        <w:t>) {</w:t>
       </w:r>
     </w:p>
     <w:p>
@@ -2481,6 +2786,17 @@
           <w:lang w:val="en-GB"/>
         </w:rPr>
       </w:pPr>
+      <w:r>
+        <w:rPr>
+          <w:rFonts w:ascii="Cascadia Mono" w:hAnsi="Cascadia Mono" w:cs="Cascadia Mono"/>
+          <w:color w:val="000000"/>
+          <w:sz w:val="19"/>
+          <w:szCs w:val="19"/>
+          <w:highlight w:val="white"/>
+          <w:lang w:val="en-GB"/>
+        </w:rPr>
+        <w:t xml:space="preserve">      steps {</w:t>
+      </w:r>
     </w:p>
     <w:p>
       <w:pPr>
@@ -2506,7 +2822,42 @@
           <w:highlight w:val="white"/>
           <w:lang w:val="en-GB"/>
         </w:rPr>
-        <w:t xml:space="preserve">  stages {</w:t>
+        <w:t xml:space="preserve">        </w:t>
+      </w:r>
+      <w:proofErr w:type="spellStart"/>
+      <w:r>
+        <w:rPr>
+          <w:rFonts w:ascii="Cascadia Mono" w:hAnsi="Cascadia Mono" w:cs="Cascadia Mono"/>
+          <w:color w:val="000000"/>
+          <w:sz w:val="19"/>
+          <w:szCs w:val="19"/>
+          <w:highlight w:val="white"/>
+          <w:lang w:val="en-GB"/>
+        </w:rPr>
+        <w:t>sh</w:t>
+      </w:r>
+      <w:proofErr w:type="spellEnd"/>
+      <w:r>
+        <w:rPr>
+          <w:rFonts w:ascii="Cascadia Mono" w:hAnsi="Cascadia Mono" w:cs="Cascadia Mono"/>
+          <w:color w:val="000000"/>
+          <w:sz w:val="19"/>
+          <w:szCs w:val="19"/>
+          <w:highlight w:val="white"/>
+          <w:lang w:val="en-GB"/>
+        </w:rPr>
+        <w:t xml:space="preserve"> </w:t>
+      </w:r>
+      <w:r>
+        <w:rPr>
+          <w:rFonts w:ascii="Cascadia Mono" w:hAnsi="Cascadia Mono" w:cs="Cascadia Mono"/>
+          <w:color w:val="A31515"/>
+          <w:sz w:val="19"/>
+          <w:szCs w:val="19"/>
+          <w:highlight w:val="white"/>
+          <w:lang w:val="en-GB"/>
+        </w:rPr>
+        <w:t>'docker build -t status-service:${BUILD_NUMBER} .'</w:t>
       </w:r>
     </w:p>
     <w:p>
@@ -2533,29 +2884,7 @@
           <w:highlight w:val="white"/>
           <w:lang w:val="en-GB"/>
         </w:rPr>
-        <w:t xml:space="preserve">        stage(</w:t>
-      </w:r>
-      <w:r>
-        <w:rPr>
-          <w:rFonts w:ascii="Cascadia Mono" w:hAnsi="Cascadia Mono" w:cs="Cascadia Mono"/>
-          <w:color w:val="A31515"/>
-          <w:sz w:val="19"/>
-          <w:szCs w:val="19"/>
-          <w:highlight w:val="white"/>
-          <w:lang w:val="en-GB"/>
-        </w:rPr>
-        <w:t>'Checkout'</w:t>
-      </w:r>
-      <w:r>
-        <w:rPr>
-          <w:rFonts w:ascii="Cascadia Mono" w:hAnsi="Cascadia Mono" w:cs="Cascadia Mono"/>
-          <w:color w:val="000000"/>
-          <w:sz w:val="19"/>
-          <w:szCs w:val="19"/>
-          <w:highlight w:val="white"/>
-          <w:lang w:val="en-GB"/>
-        </w:rPr>
-        <w:t>) {</w:t>
+        <w:t xml:space="preserve">            }</w:t>
       </w:r>
     </w:p>
     <w:p>
@@ -2582,7 +2911,7 @@
           <w:highlight w:val="white"/>
           <w:lang w:val="en-GB"/>
         </w:rPr>
-        <w:t xml:space="preserve">      steps { checkout scm }</w:t>
+        <w:t xml:space="preserve">        }</w:t>
       </w:r>
     </w:p>
     <w:p>
@@ -2600,17 +2929,6 @@
           <w:lang w:val="en-GB"/>
         </w:rPr>
       </w:pPr>
-      <w:r>
-        <w:rPr>
-          <w:rFonts w:ascii="Cascadia Mono" w:hAnsi="Cascadia Mono" w:cs="Cascadia Mono"/>
-          <w:color w:val="000000"/>
-          <w:sz w:val="19"/>
-          <w:szCs w:val="19"/>
-          <w:highlight w:val="white"/>
-          <w:lang w:val="en-GB"/>
-        </w:rPr>
-        <w:t xml:space="preserve">        }</w:t>
-      </w:r>
     </w:p>
     <w:p>
       <w:pPr>
@@ -2627,6 +2945,39 @@
           <w:lang w:val="en-GB"/>
         </w:rPr>
       </w:pPr>
+      <w:r>
+        <w:rPr>
+          <w:rFonts w:ascii="Cascadia Mono" w:hAnsi="Cascadia Mono" w:cs="Cascadia Mono"/>
+          <w:color w:val="000000"/>
+          <w:sz w:val="19"/>
+          <w:szCs w:val="19"/>
+          <w:highlight w:val="white"/>
+          <w:lang w:val="en-GB"/>
+        </w:rPr>
+        <w:t xml:space="preserve">        stage(</w:t>
+      </w:r>
+      <w:r>
+        <w:rPr>
+          <w:rFonts w:ascii="Cascadia Mono" w:hAnsi="Cascadia Mono" w:cs="Cascadia Mono"/>
+          <w:color w:val="A31515"/>
+          <w:sz w:val="19"/>
+          <w:szCs w:val="19"/>
+          <w:highlight w:val="white"/>
+          <w:lang w:val="en-GB"/>
+        </w:rPr>
+        <w:t>'Test'</w:t>
+      </w:r>
+      <w:r>
+        <w:rPr>
+          <w:rFonts w:ascii="Cascadia Mono" w:hAnsi="Cascadia Mono" w:cs="Cascadia Mono"/>
+          <w:color w:val="000000"/>
+          <w:sz w:val="19"/>
+          <w:szCs w:val="19"/>
+          <w:highlight w:val="white"/>
+          <w:lang w:val="en-GB"/>
+        </w:rPr>
+        <w:t>) {</w:t>
+      </w:r>
     </w:p>
     <w:p>
       <w:pPr>
@@ -2652,29 +3003,7 @@
           <w:highlight w:val="white"/>
           <w:lang w:val="en-GB"/>
         </w:rPr>
-        <w:t xml:space="preserve">        stage(</w:t>
-      </w:r>
-      <w:r>
-        <w:rPr>
-          <w:rFonts w:ascii="Cascadia Mono" w:hAnsi="Cascadia Mono" w:cs="Cascadia Mono"/>
-          <w:color w:val="A31515"/>
-          <w:sz w:val="19"/>
-          <w:szCs w:val="19"/>
-          <w:highlight w:val="white"/>
-          <w:lang w:val="en-GB"/>
-        </w:rPr>
-        <w:t>'Build Image'</w:t>
-      </w:r>
-      <w:r>
-        <w:rPr>
-          <w:rFonts w:ascii="Cascadia Mono" w:hAnsi="Cascadia Mono" w:cs="Cascadia Mono"/>
-          <w:color w:val="000000"/>
-          <w:sz w:val="19"/>
-          <w:szCs w:val="19"/>
-          <w:highlight w:val="white"/>
-          <w:lang w:val="en-GB"/>
-        </w:rPr>
-        <w:t>) {</w:t>
+        <w:t xml:space="preserve">      steps {</w:t>
       </w:r>
     </w:p>
     <w:p>
@@ -2701,7 +3030,86 @@
           <w:highlight w:val="white"/>
           <w:lang w:val="en-GB"/>
         </w:rPr>
-        <w:t xml:space="preserve">      steps {</w:t>
+        <w:t xml:space="preserve">        </w:t>
+      </w:r>
+      <w:proofErr w:type="spellStart"/>
+      <w:r>
+        <w:rPr>
+          <w:rFonts w:ascii="Cascadia Mono" w:hAnsi="Cascadia Mono" w:cs="Cascadia Mono"/>
+          <w:color w:val="000000"/>
+          <w:sz w:val="19"/>
+          <w:szCs w:val="19"/>
+          <w:highlight w:val="white"/>
+          <w:lang w:val="en-GB"/>
+        </w:rPr>
+        <w:t>sh</w:t>
+      </w:r>
+      <w:proofErr w:type="spellEnd"/>
+      <w:r>
+        <w:rPr>
+          <w:rFonts w:ascii="Cascadia Mono" w:hAnsi="Cascadia Mono" w:cs="Cascadia Mono"/>
+          <w:color w:val="000000"/>
+          <w:sz w:val="19"/>
+          <w:szCs w:val="19"/>
+          <w:highlight w:val="white"/>
+          <w:lang w:val="en-GB"/>
+        </w:rPr>
+        <w:t xml:space="preserve"> </w:t>
+      </w:r>
+      <w:r>
+        <w:rPr>
+          <w:rFonts w:ascii="Cascadia Mono" w:hAnsi="Cascadia Mono" w:cs="Cascadia Mono"/>
+          <w:color w:val="A31515"/>
+          <w:sz w:val="19"/>
+          <w:szCs w:val="19"/>
+          <w:highlight w:val="white"/>
+          <w:lang w:val="en-GB"/>
+        </w:rPr>
+        <w:t>'docker run --rm status-service:${BUILD_NUMBER} node -e "console.log(</w:t>
+      </w:r>
+      <w:r>
+        <w:rPr>
+          <w:rFonts w:ascii="Cascadia Mono" w:hAnsi="Cascadia Mono" w:cs="Cascadia Mono"/>
+          <w:color w:val="9E5B71"/>
+          <w:sz w:val="19"/>
+          <w:szCs w:val="19"/>
+          <w:highlight w:val="white"/>
+          <w:lang w:val="en-GB"/>
+        </w:rPr>
+        <w:t>\"</w:t>
+      </w:r>
+      <w:r>
+        <w:rPr>
+          <w:rFonts w:ascii="Cascadia Mono" w:hAnsi="Cascadia Mono" w:cs="Cascadia Mono"/>
+          <w:color w:val="A31515"/>
+          <w:sz w:val="19"/>
+          <w:szCs w:val="19"/>
+          <w:highlight w:val="white"/>
+          <w:lang w:val="en-GB"/>
+        </w:rPr>
+        <w:t>Tests passed</w:t>
+      </w:r>
+      <w:r>
+        <w:rPr>
+          <w:rFonts w:ascii="Cascadia Mono" w:hAnsi="Cascadia Mono" w:cs="Cascadia Mono"/>
+          <w:color w:val="9E5B71"/>
+          <w:sz w:val="19"/>
+          <w:szCs w:val="19"/>
+          <w:highlight w:val="white"/>
+          <w:lang w:val="en-GB"/>
+        </w:rPr>
+        <w:t>\"</w:t>
+      </w:r>
+      <w:r>
+        <w:rPr>
+          <w:rFonts w:ascii="Cascadia Mono" w:hAnsi="Cascadia Mono" w:cs="Cascadia Mono"/>
+          <w:color w:val="A31515"/>
+          <w:sz w:val="19"/>
+          <w:szCs w:val="19"/>
+          <w:highlight w:val="white"/>
+          <w:lang w:val="en-GB"/>
+        </w:rPr>
+        <w:t>)"'</w:t>
       </w:r>
     </w:p>
     <w:p>
@@ -2728,18 +3136,7 @@
           <w:highlight w:val="white"/>
           <w:lang w:val="en-GB"/>
         </w:rPr>
-        <w:t xml:space="preserve">        sh </w:t>
-      </w:r>
-      <w:r>
-        <w:rPr>
-          <w:rFonts w:ascii="Cascadia Mono" w:hAnsi="Cascadia Mono" w:cs="Cascadia Mono"/>
-          <w:color w:val="A31515"/>
-          <w:sz w:val="19"/>
-          <w:szCs w:val="19"/>
-          <w:highlight w:val="white"/>
-          <w:lang w:val="en-GB"/>
-        </w:rPr>
-        <w:t>'docker build -t status-service:${BUILD_NUMBER} .'</w:t>
+        <w:t xml:space="preserve">            }</w:t>
       </w:r>
     </w:p>
     <w:p>
@@ -2766,7 +3163,7 @@
           <w:highlight w:val="white"/>
           <w:lang w:val="en-GB"/>
         </w:rPr>
-        <w:t xml:space="preserve">            }</w:t>
+        <w:t xml:space="preserve">        }</w:t>
       </w:r>
     </w:p>
     <w:p>
@@ -2784,17 +3181,6 @@
           <w:lang w:val="en-GB"/>
         </w:rPr>
       </w:pPr>
-      <w:r>
-        <w:rPr>
-          <w:rFonts w:ascii="Cascadia Mono" w:hAnsi="Cascadia Mono" w:cs="Cascadia Mono"/>
-          <w:color w:val="000000"/>
-          <w:sz w:val="19"/>
-          <w:szCs w:val="19"/>
-          <w:highlight w:val="white"/>
-          <w:lang w:val="en-GB"/>
-        </w:rPr>
-        <w:t xml:space="preserve">        }</w:t>
-      </w:r>
     </w:p>
     <w:p>
       <w:pPr>
@@ -2811,6 +3197,39 @@
           <w:lang w:val="en-GB"/>
         </w:rPr>
       </w:pPr>
+      <w:r>
+        <w:rPr>
+          <w:rFonts w:ascii="Cascadia Mono" w:hAnsi="Cascadia Mono" w:cs="Cascadia Mono"/>
+          <w:color w:val="000000"/>
+          <w:sz w:val="19"/>
+          <w:szCs w:val="19"/>
+          <w:highlight w:val="white"/>
+          <w:lang w:val="en-GB"/>
+        </w:rPr>
+        <w:t xml:space="preserve">        stage(</w:t>
+      </w:r>
+      <w:r>
+        <w:rPr>
+          <w:rFonts w:ascii="Cascadia Mono" w:hAnsi="Cascadia Mono" w:cs="Cascadia Mono"/>
+          <w:color w:val="A31515"/>
+          <w:sz w:val="19"/>
+          <w:szCs w:val="19"/>
+          <w:highlight w:val="white"/>
+          <w:lang w:val="en-GB"/>
+        </w:rPr>
+        <w:t>'Deploy'</w:t>
+      </w:r>
+      <w:r>
+        <w:rPr>
+          <w:rFonts w:ascii="Cascadia Mono" w:hAnsi="Cascadia Mono" w:cs="Cascadia Mono"/>
+          <w:color w:val="000000"/>
+          <w:sz w:val="19"/>
+          <w:szCs w:val="19"/>
+          <w:highlight w:val="white"/>
+          <w:lang w:val="en-GB"/>
+        </w:rPr>
+        <w:t>) {</w:t>
+      </w:r>
     </w:p>
     <w:p>
       <w:pPr>
@@ -2836,30 +3255,7 @@
           <w:highlight w:val="white"/>
           <w:lang w:val="en-GB"/>
         </w:rPr>
-        <w:lastRenderedPageBreak/>
-        <w:t xml:space="preserve">        stage(</w:t>
-      </w:r>
-      <w:r>
-        <w:rPr>
-          <w:rFonts w:ascii="Cascadia Mono" w:hAnsi="Cascadia Mono" w:cs="Cascadia Mono"/>
-          <w:color w:val="A31515"/>
-          <w:sz w:val="19"/>
-          <w:szCs w:val="19"/>
-          <w:highlight w:val="white"/>
-          <w:lang w:val="en-GB"/>
-        </w:rPr>
-        <w:t>'Test'</w:t>
-      </w:r>
-      <w:r>
-        <w:rPr>
-          <w:rFonts w:ascii="Cascadia Mono" w:hAnsi="Cascadia Mono" w:cs="Cascadia Mono"/>
-          <w:color w:val="000000"/>
-          <w:sz w:val="19"/>
-          <w:szCs w:val="19"/>
-          <w:highlight w:val="white"/>
-          <w:lang w:val="en-GB"/>
-        </w:rPr>
-        <w:t>) {</w:t>
+        <w:t xml:space="preserve">      when {</w:t>
       </w:r>
     </w:p>
     <w:p>
@@ -2886,7 +3282,53 @@
           <w:highlight w:val="white"/>
           <w:lang w:val="en-GB"/>
         </w:rPr>
-        <w:t xml:space="preserve">      steps {</w:t>
+        <w:t xml:space="preserve">        expression { </w:t>
+      </w:r>
+      <w:proofErr w:type="spellStart"/>
+      <w:r>
+        <w:rPr>
+          <w:rFonts w:ascii="Cascadia Mono" w:hAnsi="Cascadia Mono" w:cs="Cascadia Mono"/>
+          <w:color w:val="000000"/>
+          <w:sz w:val="19"/>
+          <w:szCs w:val="19"/>
+          <w:highlight w:val="white"/>
+          <w:lang w:val="en-GB"/>
+        </w:rPr>
+        <w:t>params.ENV</w:t>
+      </w:r>
+      <w:proofErr w:type="spellEnd"/>
+      <w:r>
+        <w:rPr>
+          <w:rFonts w:ascii="Cascadia Mono" w:hAnsi="Cascadia Mono" w:cs="Cascadia Mono"/>
+          <w:color w:val="000000"/>
+          <w:sz w:val="19"/>
+          <w:szCs w:val="19"/>
+          <w:highlight w:val="white"/>
+          <w:lang w:val="en-GB"/>
+        </w:rPr>
+        <w:t xml:space="preserve"> != </w:t>
+      </w:r>
+      <w:r>
+        <w:rPr>
+          <w:rFonts w:ascii="Cascadia Mono" w:hAnsi="Cascadia Mono" w:cs="Cascadia Mono"/>
+          <w:color w:val="A31515"/>
+          <w:sz w:val="19"/>
+          <w:szCs w:val="19"/>
+          <w:highlight w:val="white"/>
+          <w:lang w:val="en-GB"/>
+        </w:rPr>
+        <w:t>'prod'</w:t>
+      </w:r>
+      <w:r>
+        <w:rPr>
+          <w:rFonts w:ascii="Cascadia Mono" w:hAnsi="Cascadia Mono" w:cs="Cascadia Mono"/>
+          <w:color w:val="000000"/>
+          <w:sz w:val="19"/>
+          <w:szCs w:val="19"/>
+          <w:highlight w:val="white"/>
+          <w:lang w:val="en-GB"/>
+        </w:rPr>
+        <w:t xml:space="preserve"> }</w:t>
       </w:r>
     </w:p>
     <w:p>
@@ -2913,62 +3355,7 @@
           <w:highlight w:val="white"/>
           <w:lang w:val="en-GB"/>
         </w:rPr>
-        <w:t xml:space="preserve">        sh </w:t>
-      </w:r>
-      <w:r>
-        <w:rPr>
-          <w:rFonts w:ascii="Cascadia Mono" w:hAnsi="Cascadia Mono" w:cs="Cascadia Mono"/>
-          <w:color w:val="A31515"/>
-          <w:sz w:val="19"/>
-          <w:szCs w:val="19"/>
-          <w:highlight w:val="white"/>
-          <w:lang w:val="en-GB"/>
-        </w:rPr>
-        <w:t>'docker run --rm status-service:${BUILD_NUMBER} node -e "console.log(</w:t>
-      </w:r>
-      <w:r>
-        <w:rPr>
-          <w:rFonts w:ascii="Cascadia Mono" w:hAnsi="Cascadia Mono" w:cs="Cascadia Mono"/>
-          <w:color w:val="9E5B71"/>
-          <w:sz w:val="19"/>
-          <w:szCs w:val="19"/>
-          <w:highlight w:val="white"/>
-          <w:lang w:val="en-GB"/>
-        </w:rPr>
-        <w:t>\"</w:t>
-      </w:r>
-      <w:r>
-        <w:rPr>
-          <w:rFonts w:ascii="Cascadia Mono" w:hAnsi="Cascadia Mono" w:cs="Cascadia Mono"/>
-          <w:color w:val="A31515"/>
-          <w:sz w:val="19"/>
-          <w:szCs w:val="19"/>
-          <w:highlight w:val="white"/>
-          <w:lang w:val="en-GB"/>
-        </w:rPr>
-        <w:t>Tests passed</w:t>
-      </w:r>
-      <w:r>
-        <w:rPr>
-          <w:rFonts w:ascii="Cascadia Mono" w:hAnsi="Cascadia Mono" w:cs="Cascadia Mono"/>
-          <w:color w:val="9E5B71"/>
-          <w:sz w:val="19"/>
-          <w:szCs w:val="19"/>
-          <w:highlight w:val="white"/>
-          <w:lang w:val="en-GB"/>
-        </w:rPr>
-        <w:t>\"</w:t>
-      </w:r>
-      <w:r>
-        <w:rPr>
-          <w:rFonts w:ascii="Cascadia Mono" w:hAnsi="Cascadia Mono" w:cs="Cascadia Mono"/>
-          <w:color w:val="A31515"/>
-          <w:sz w:val="19"/>
-          <w:szCs w:val="19"/>
-          <w:highlight w:val="white"/>
-          <w:lang w:val="en-GB"/>
-        </w:rPr>
-        <w:t>)"'</w:t>
+        <w:t xml:space="preserve">            }</w:t>
       </w:r>
     </w:p>
     <w:p>
@@ -2995,7 +3382,7 @@
           <w:highlight w:val="white"/>
           <w:lang w:val="en-GB"/>
         </w:rPr>
-        <w:t xml:space="preserve">            }</w:t>
+        <w:t xml:space="preserve">      steps {</w:t>
       </w:r>
     </w:p>
     <w:p>
@@ -3022,7 +3409,42 @@
           <w:highlight w:val="white"/>
           <w:lang w:val="en-GB"/>
         </w:rPr>
-        <w:t xml:space="preserve">        }</w:t>
+        <w:t xml:space="preserve">        </w:t>
+      </w:r>
+      <w:proofErr w:type="spellStart"/>
+      <w:r>
+        <w:rPr>
+          <w:rFonts w:ascii="Cascadia Mono" w:hAnsi="Cascadia Mono" w:cs="Cascadia Mono"/>
+          <w:color w:val="000000"/>
+          <w:sz w:val="19"/>
+          <w:szCs w:val="19"/>
+          <w:highlight w:val="white"/>
+          <w:lang w:val="en-GB"/>
+        </w:rPr>
+        <w:t>sh</w:t>
+      </w:r>
+      <w:proofErr w:type="spellEnd"/>
+      <w:r>
+        <w:rPr>
+          <w:rFonts w:ascii="Cascadia Mono" w:hAnsi="Cascadia Mono" w:cs="Cascadia Mono"/>
+          <w:color w:val="000000"/>
+          <w:sz w:val="19"/>
+          <w:szCs w:val="19"/>
+          <w:highlight w:val="white"/>
+          <w:lang w:val="en-GB"/>
+        </w:rPr>
+        <w:t xml:space="preserve"> </w:t>
+      </w:r>
+      <w:r>
+        <w:rPr>
+          <w:rFonts w:ascii="Cascadia Mono" w:hAnsi="Cascadia Mono" w:cs="Cascadia Mono"/>
+          <w:color w:val="A31515"/>
+          <w:sz w:val="19"/>
+          <w:szCs w:val="19"/>
+          <w:highlight w:val="white"/>
+          <w:lang w:val="en-GB"/>
+        </w:rPr>
+        <w:t>'docker run -d -p 3000:3000 -e ENV=${ENV} status-service:${BUILD_NUMBER}'</w:t>
       </w:r>
     </w:p>
     <w:p>
@@ -3040,6 +3462,17 @@
           <w:lang w:val="en-GB"/>
         </w:rPr>
       </w:pPr>
+      <w:r>
+        <w:rPr>
+          <w:rFonts w:ascii="Cascadia Mono" w:hAnsi="Cascadia Mono" w:cs="Cascadia Mono"/>
+          <w:color w:val="000000"/>
+          <w:sz w:val="19"/>
+          <w:szCs w:val="19"/>
+          <w:highlight w:val="white"/>
+          <w:lang w:val="en-GB"/>
+        </w:rPr>
+        <w:t xml:space="preserve">            }</w:t>
+      </w:r>
     </w:p>
     <w:p>
       <w:pPr>
@@ -3065,29 +3498,7 @@
           <w:highlight w:val="white"/>
           <w:lang w:val="en-GB"/>
         </w:rPr>
-        <w:t xml:space="preserve">        stage(</w:t>
-      </w:r>
-      <w:r>
-        <w:rPr>
-          <w:rFonts w:ascii="Cascadia Mono" w:hAnsi="Cascadia Mono" w:cs="Cascadia Mono"/>
-          <w:color w:val="A31515"/>
-          <w:sz w:val="19"/>
-          <w:szCs w:val="19"/>
-          <w:highlight w:val="white"/>
-          <w:lang w:val="en-GB"/>
-        </w:rPr>
-        <w:t>'Deploy'</w:t>
-      </w:r>
-      <w:r>
-        <w:rPr>
-          <w:rFonts w:ascii="Cascadia Mono" w:hAnsi="Cascadia Mono" w:cs="Cascadia Mono"/>
-          <w:color w:val="000000"/>
-          <w:sz w:val="19"/>
-          <w:szCs w:val="19"/>
-          <w:highlight w:val="white"/>
-          <w:lang w:val="en-GB"/>
-        </w:rPr>
-        <w:t>) {</w:t>
+        <w:t xml:space="preserve">        }</w:t>
       </w:r>
     </w:p>
     <w:p>
@@ -3105,17 +3516,6 @@
           <w:lang w:val="en-GB"/>
         </w:rPr>
       </w:pPr>
-      <w:r>
-        <w:rPr>
-          <w:rFonts w:ascii="Cascadia Mono" w:hAnsi="Cascadia Mono" w:cs="Cascadia Mono"/>
-          <w:color w:val="000000"/>
-          <w:sz w:val="19"/>
-          <w:szCs w:val="19"/>
-          <w:highlight w:val="white"/>
-          <w:lang w:val="en-GB"/>
-        </w:rPr>
-        <w:t xml:space="preserve">      when {</w:t>
-      </w:r>
     </w:p>
     <w:p>
       <w:pPr>
@@ -3141,7 +3541,7 @@
           <w:highlight w:val="white"/>
           <w:lang w:val="en-GB"/>
         </w:rPr>
-        <w:t xml:space="preserve">        expression { params.ENV != </w:t>
+        <w:t xml:space="preserve">        stage(</w:t>
       </w:r>
       <w:r>
         <w:rPr>
@@ -3152,18 +3552,18 @@
           <w:highlight w:val="white"/>
           <w:lang w:val="en-GB"/>
         </w:rPr>
-        <w:t>'prod'</w:t>
-      </w:r>
-      <w:r>
-        <w:rPr>
-          <w:rFonts w:ascii="Cascadia Mono" w:hAnsi="Cascadia Mono" w:cs="Cascadia Mono"/>
-          <w:color w:val="000000"/>
-          <w:sz w:val="19"/>
-          <w:szCs w:val="19"/>
-          <w:highlight w:val="white"/>
-          <w:lang w:val="en-GB"/>
-        </w:rPr>
-        <w:t xml:space="preserve"> }</w:t>
+        <w:t>'Deploy to Prod'</w:t>
+      </w:r>
+      <w:r>
+        <w:rPr>
+          <w:rFonts w:ascii="Cascadia Mono" w:hAnsi="Cascadia Mono" w:cs="Cascadia Mono"/>
+          <w:color w:val="000000"/>
+          <w:sz w:val="19"/>
+          <w:szCs w:val="19"/>
+          <w:highlight w:val="white"/>
+          <w:lang w:val="en-GB"/>
+        </w:rPr>
+        <w:t>) {</w:t>
       </w:r>
     </w:p>
     <w:p>
@@ -3190,7 +3590,7 @@
           <w:highlight w:val="white"/>
           <w:lang w:val="en-GB"/>
         </w:rPr>
-        <w:t xml:space="preserve">            }</w:t>
+        <w:t xml:space="preserve">      when {</w:t>
       </w:r>
     </w:p>
     <w:p>
@@ -3217,7 +3617,53 @@
           <w:highlight w:val="white"/>
           <w:lang w:val="en-GB"/>
         </w:rPr>
-        <w:t xml:space="preserve">      steps {</w:t>
+        <w:t xml:space="preserve">        expression { </w:t>
+      </w:r>
+      <w:proofErr w:type="spellStart"/>
+      <w:r>
+        <w:rPr>
+          <w:rFonts w:ascii="Cascadia Mono" w:hAnsi="Cascadia Mono" w:cs="Cascadia Mono"/>
+          <w:color w:val="000000"/>
+          <w:sz w:val="19"/>
+          <w:szCs w:val="19"/>
+          <w:highlight w:val="white"/>
+          <w:lang w:val="en-GB"/>
+        </w:rPr>
+        <w:t>params.ENV</w:t>
+      </w:r>
+      <w:proofErr w:type="spellEnd"/>
+      <w:r>
+        <w:rPr>
+          <w:rFonts w:ascii="Cascadia Mono" w:hAnsi="Cascadia Mono" w:cs="Cascadia Mono"/>
+          <w:color w:val="000000"/>
+          <w:sz w:val="19"/>
+          <w:szCs w:val="19"/>
+          <w:highlight w:val="white"/>
+          <w:lang w:val="en-GB"/>
+        </w:rPr>
+        <w:t xml:space="preserve"> == </w:t>
+      </w:r>
+      <w:r>
+        <w:rPr>
+          <w:rFonts w:ascii="Cascadia Mono" w:hAnsi="Cascadia Mono" w:cs="Cascadia Mono"/>
+          <w:color w:val="A31515"/>
+          <w:sz w:val="19"/>
+          <w:szCs w:val="19"/>
+          <w:highlight w:val="white"/>
+          <w:lang w:val="en-GB"/>
+        </w:rPr>
+        <w:t>'prod'</w:t>
+      </w:r>
+      <w:r>
+        <w:rPr>
+          <w:rFonts w:ascii="Cascadia Mono" w:hAnsi="Cascadia Mono" w:cs="Cascadia Mono"/>
+          <w:color w:val="000000"/>
+          <w:sz w:val="19"/>
+          <w:szCs w:val="19"/>
+          <w:highlight w:val="white"/>
+          <w:lang w:val="en-GB"/>
+        </w:rPr>
+        <w:t xml:space="preserve"> }</w:t>
       </w:r>
     </w:p>
     <w:p>
@@ -3244,18 +3690,7 @@
           <w:highlight w:val="white"/>
           <w:lang w:val="en-GB"/>
         </w:rPr>
-        <w:t xml:space="preserve">        sh </w:t>
-      </w:r>
-      <w:r>
-        <w:rPr>
-          <w:rFonts w:ascii="Cascadia Mono" w:hAnsi="Cascadia Mono" w:cs="Cascadia Mono"/>
-          <w:color w:val="A31515"/>
-          <w:sz w:val="19"/>
-          <w:szCs w:val="19"/>
-          <w:highlight w:val="white"/>
-          <w:lang w:val="en-GB"/>
-        </w:rPr>
-        <w:t>'docker run -d -p 3000:3000 -e ENV=${ENV} status-service:${BUILD_NUMBER}'</w:t>
+        <w:t xml:space="preserve">            }</w:t>
       </w:r>
     </w:p>
     <w:p>
@@ -3282,7 +3717,7 @@
           <w:highlight w:val="white"/>
           <w:lang w:val="en-GB"/>
         </w:rPr>
-        <w:t xml:space="preserve">            }</w:t>
+        <w:t xml:space="preserve">      steps {</w:t>
       </w:r>
     </w:p>
     <w:p>
@@ -3309,7 +3744,18 @@
           <w:highlight w:val="white"/>
           <w:lang w:val="en-GB"/>
         </w:rPr>
-        <w:t xml:space="preserve">        }</w:t>
+        <w:t xml:space="preserve">        input message: </w:t>
+      </w:r>
+      <w:r>
+        <w:rPr>
+          <w:rFonts w:ascii="Cascadia Mono" w:hAnsi="Cascadia Mono" w:cs="Cascadia Mono"/>
+          <w:color w:val="A31515"/>
+          <w:sz w:val="19"/>
+          <w:szCs w:val="19"/>
+          <w:highlight w:val="white"/>
+          <w:lang w:val="en-GB"/>
+        </w:rPr>
+        <w:t>'Approve production deployment'</w:t>
       </w:r>
     </w:p>
     <w:p>
@@ -3327,249 +3773,40 @@
           <w:lang w:val="en-GB"/>
         </w:rPr>
       </w:pPr>
-    </w:p>
-    <w:p>
-      <w:pPr>
-        <w:autoSpaceDE w:val="0"/>
-        <w:autoSpaceDN w:val="0"/>
-        <w:adjustRightInd w:val="0"/>
-        <w:spacing w:after="0" w:line="240" w:lineRule="auto"/>
-        <w:rPr>
-          <w:rFonts w:ascii="Cascadia Mono" w:hAnsi="Cascadia Mono" w:cs="Cascadia Mono"/>
-          <w:color w:val="000000"/>
-          <w:sz w:val="19"/>
-          <w:szCs w:val="19"/>
-          <w:highlight w:val="white"/>
-          <w:lang w:val="en-GB"/>
-        </w:rPr>
-      </w:pPr>
-      <w:r>
-        <w:rPr>
-          <w:rFonts w:ascii="Cascadia Mono" w:hAnsi="Cascadia Mono" w:cs="Cascadia Mono"/>
-          <w:color w:val="000000"/>
-          <w:sz w:val="19"/>
-          <w:szCs w:val="19"/>
-          <w:highlight w:val="white"/>
-          <w:lang w:val="en-GB"/>
-        </w:rPr>
-        <w:t xml:space="preserve">        stage(</w:t>
-      </w:r>
-      <w:r>
-        <w:rPr>
-          <w:rFonts w:ascii="Cascadia Mono" w:hAnsi="Cascadia Mono" w:cs="Cascadia Mono"/>
-          <w:color w:val="A31515"/>
-          <w:sz w:val="19"/>
-          <w:szCs w:val="19"/>
-          <w:highlight w:val="white"/>
-          <w:lang w:val="en-GB"/>
-        </w:rPr>
-        <w:t>'Deploy to Prod'</w:t>
-      </w:r>
-      <w:r>
-        <w:rPr>
-          <w:rFonts w:ascii="Cascadia Mono" w:hAnsi="Cascadia Mono" w:cs="Cascadia Mono"/>
-          <w:color w:val="000000"/>
-          <w:sz w:val="19"/>
-          <w:szCs w:val="19"/>
-          <w:highlight w:val="white"/>
-          <w:lang w:val="en-GB"/>
-        </w:rPr>
-        <w:t>) {</w:t>
-      </w:r>
-    </w:p>
-    <w:p>
-      <w:pPr>
-        <w:autoSpaceDE w:val="0"/>
-        <w:autoSpaceDN w:val="0"/>
-        <w:adjustRightInd w:val="0"/>
-        <w:spacing w:after="0" w:line="240" w:lineRule="auto"/>
-        <w:rPr>
-          <w:rFonts w:ascii="Cascadia Mono" w:hAnsi="Cascadia Mono" w:cs="Cascadia Mono"/>
-          <w:color w:val="000000"/>
-          <w:sz w:val="19"/>
-          <w:szCs w:val="19"/>
-          <w:highlight w:val="white"/>
-          <w:lang w:val="en-GB"/>
-        </w:rPr>
-      </w:pPr>
-      <w:r>
-        <w:rPr>
-          <w:rFonts w:ascii="Cascadia Mono" w:hAnsi="Cascadia Mono" w:cs="Cascadia Mono"/>
-          <w:color w:val="000000"/>
-          <w:sz w:val="19"/>
-          <w:szCs w:val="19"/>
-          <w:highlight w:val="white"/>
-          <w:lang w:val="en-GB"/>
-        </w:rPr>
-        <w:t xml:space="preserve">      when {</w:t>
-      </w:r>
-    </w:p>
-    <w:p>
-      <w:pPr>
-        <w:autoSpaceDE w:val="0"/>
-        <w:autoSpaceDN w:val="0"/>
-        <w:adjustRightInd w:val="0"/>
-        <w:spacing w:after="0" w:line="240" w:lineRule="auto"/>
-        <w:rPr>
-          <w:rFonts w:ascii="Cascadia Mono" w:hAnsi="Cascadia Mono" w:cs="Cascadia Mono"/>
-          <w:color w:val="000000"/>
-          <w:sz w:val="19"/>
-          <w:szCs w:val="19"/>
-          <w:highlight w:val="white"/>
-          <w:lang w:val="en-GB"/>
-        </w:rPr>
-      </w:pPr>
-      <w:r>
-        <w:rPr>
-          <w:rFonts w:ascii="Cascadia Mono" w:hAnsi="Cascadia Mono" w:cs="Cascadia Mono"/>
-          <w:color w:val="000000"/>
-          <w:sz w:val="19"/>
-          <w:szCs w:val="19"/>
-          <w:highlight w:val="white"/>
-          <w:lang w:val="en-GB"/>
-        </w:rPr>
-        <w:t xml:space="preserve">        expression { params.ENV == </w:t>
-      </w:r>
-      <w:r>
-        <w:rPr>
-          <w:rFonts w:ascii="Cascadia Mono" w:hAnsi="Cascadia Mono" w:cs="Cascadia Mono"/>
-          <w:color w:val="A31515"/>
-          <w:sz w:val="19"/>
-          <w:szCs w:val="19"/>
-          <w:highlight w:val="white"/>
-          <w:lang w:val="en-GB"/>
-        </w:rPr>
-        <w:t>'prod'</w:t>
-      </w:r>
-      <w:r>
-        <w:rPr>
-          <w:rFonts w:ascii="Cascadia Mono" w:hAnsi="Cascadia Mono" w:cs="Cascadia Mono"/>
-          <w:color w:val="000000"/>
-          <w:sz w:val="19"/>
-          <w:szCs w:val="19"/>
-          <w:highlight w:val="white"/>
-          <w:lang w:val="en-GB"/>
-        </w:rPr>
-        <w:t xml:space="preserve"> }</w:t>
-      </w:r>
-    </w:p>
-    <w:p>
-      <w:pPr>
-        <w:autoSpaceDE w:val="0"/>
-        <w:autoSpaceDN w:val="0"/>
-        <w:adjustRightInd w:val="0"/>
-        <w:spacing w:after="0" w:line="240" w:lineRule="auto"/>
-        <w:rPr>
-          <w:rFonts w:ascii="Cascadia Mono" w:hAnsi="Cascadia Mono" w:cs="Cascadia Mono"/>
-          <w:color w:val="000000"/>
-          <w:sz w:val="19"/>
-          <w:szCs w:val="19"/>
-          <w:highlight w:val="white"/>
-          <w:lang w:val="en-GB"/>
-        </w:rPr>
-      </w:pPr>
-      <w:r>
-        <w:rPr>
-          <w:rFonts w:ascii="Cascadia Mono" w:hAnsi="Cascadia Mono" w:cs="Cascadia Mono"/>
-          <w:color w:val="000000"/>
-          <w:sz w:val="19"/>
-          <w:szCs w:val="19"/>
-          <w:highlight w:val="white"/>
-          <w:lang w:val="en-GB"/>
-        </w:rPr>
-        <w:t xml:space="preserve">            }</w:t>
-      </w:r>
-    </w:p>
-    <w:p>
-      <w:pPr>
-        <w:autoSpaceDE w:val="0"/>
-        <w:autoSpaceDN w:val="0"/>
-        <w:adjustRightInd w:val="0"/>
-        <w:spacing w:after="0" w:line="240" w:lineRule="auto"/>
-        <w:rPr>
-          <w:rFonts w:ascii="Cascadia Mono" w:hAnsi="Cascadia Mono" w:cs="Cascadia Mono"/>
-          <w:color w:val="000000"/>
-          <w:sz w:val="19"/>
-          <w:szCs w:val="19"/>
-          <w:highlight w:val="white"/>
-          <w:lang w:val="en-GB"/>
-        </w:rPr>
-      </w:pPr>
-      <w:r>
-        <w:rPr>
-          <w:rFonts w:ascii="Cascadia Mono" w:hAnsi="Cascadia Mono" w:cs="Cascadia Mono"/>
-          <w:color w:val="000000"/>
-          <w:sz w:val="19"/>
-          <w:szCs w:val="19"/>
-          <w:highlight w:val="white"/>
-          <w:lang w:val="en-GB"/>
-        </w:rPr>
-        <w:t xml:space="preserve">      steps {</w:t>
-      </w:r>
-    </w:p>
-    <w:p>
-      <w:pPr>
-        <w:autoSpaceDE w:val="0"/>
-        <w:autoSpaceDN w:val="0"/>
-        <w:adjustRightInd w:val="0"/>
-        <w:spacing w:after="0" w:line="240" w:lineRule="auto"/>
-        <w:rPr>
-          <w:rFonts w:ascii="Cascadia Mono" w:hAnsi="Cascadia Mono" w:cs="Cascadia Mono"/>
-          <w:color w:val="000000"/>
-          <w:sz w:val="19"/>
-          <w:szCs w:val="19"/>
-          <w:highlight w:val="white"/>
-          <w:lang w:val="en-GB"/>
-        </w:rPr>
-      </w:pPr>
-      <w:r>
-        <w:rPr>
-          <w:rFonts w:ascii="Cascadia Mono" w:hAnsi="Cascadia Mono" w:cs="Cascadia Mono"/>
-          <w:color w:val="000000"/>
-          <w:sz w:val="19"/>
-          <w:szCs w:val="19"/>
-          <w:highlight w:val="white"/>
-          <w:lang w:val="en-GB"/>
-        </w:rPr>
-        <w:t xml:space="preserve">        input message: </w:t>
-      </w:r>
-      <w:r>
-        <w:rPr>
-          <w:rFonts w:ascii="Cascadia Mono" w:hAnsi="Cascadia Mono" w:cs="Cascadia Mono"/>
-          <w:color w:val="A31515"/>
-          <w:sz w:val="19"/>
-          <w:szCs w:val="19"/>
-          <w:highlight w:val="white"/>
-          <w:lang w:val="en-GB"/>
-        </w:rPr>
-        <w:t>'Approve production deployment'</w:t>
-      </w:r>
-    </w:p>
-    <w:p>
-      <w:pPr>
-        <w:autoSpaceDE w:val="0"/>
-        <w:autoSpaceDN w:val="0"/>
-        <w:adjustRightInd w:val="0"/>
-        <w:spacing w:after="0" w:line="240" w:lineRule="auto"/>
-        <w:rPr>
-          <w:rFonts w:ascii="Cascadia Mono" w:hAnsi="Cascadia Mono" w:cs="Cascadia Mono"/>
-          <w:color w:val="000000"/>
-          <w:sz w:val="19"/>
-          <w:szCs w:val="19"/>
-          <w:highlight w:val="white"/>
-          <w:lang w:val="en-GB"/>
-        </w:rPr>
-      </w:pPr>
-      <w:r>
-        <w:rPr>
-          <w:rFonts w:ascii="Cascadia Mono" w:hAnsi="Cascadia Mono" w:cs="Cascadia Mono"/>
-          <w:color w:val="000000"/>
-          <w:sz w:val="19"/>
-          <w:szCs w:val="19"/>
-          <w:highlight w:val="white"/>
-          <w:lang w:val="en-GB"/>
-        </w:rPr>
-        <w:t xml:space="preserve">        sh </w:t>
+      <w:r>
+        <w:rPr>
+          <w:rFonts w:ascii="Cascadia Mono" w:hAnsi="Cascadia Mono" w:cs="Cascadia Mono"/>
+          <w:color w:val="000000"/>
+          <w:sz w:val="19"/>
+          <w:szCs w:val="19"/>
+          <w:highlight w:val="white"/>
+          <w:lang w:val="en-GB"/>
+        </w:rPr>
+        <w:t xml:space="preserve">        </w:t>
+      </w:r>
+      <w:proofErr w:type="spellStart"/>
+      <w:r>
+        <w:rPr>
+          <w:rFonts w:ascii="Cascadia Mono" w:hAnsi="Cascadia Mono" w:cs="Cascadia Mono"/>
+          <w:color w:val="000000"/>
+          <w:sz w:val="19"/>
+          <w:szCs w:val="19"/>
+          <w:highlight w:val="white"/>
+          <w:lang w:val="en-GB"/>
+        </w:rPr>
+        <w:t>sh</w:t>
+      </w:r>
+      <w:proofErr w:type="spellEnd"/>
+      <w:r>
+        <w:rPr>
+          <w:rFonts w:ascii="Cascadia Mono" w:hAnsi="Cascadia Mono" w:cs="Cascadia Mono"/>
+          <w:color w:val="000000"/>
+          <w:sz w:val="19"/>
+          <w:szCs w:val="19"/>
+          <w:highlight w:val="white"/>
+          <w:lang w:val="en-GB"/>
+        </w:rPr>
+        <w:t xml:space="preserve"> </w:t>
       </w:r>
       <w:r>
         <w:rPr>
@@ -3725,6 +3962,7 @@
         </w:rPr>
         <w:t>.</w:t>
       </w:r>
+      <w:proofErr w:type="spellStart"/>
       <w:r>
         <w:rPr>
           <w:b/>
@@ -3734,9 +3972,11 @@
         </w:rPr>
         <w:t>gitignore</w:t>
       </w:r>
+      <w:proofErr w:type="spellEnd"/>
       <w:r>
         <w:t xml:space="preserve"> and type: </w:t>
       </w:r>
+      <w:proofErr w:type="spellStart"/>
       <w:r>
         <w:rPr>
           <w:b/>
@@ -3744,6 +3984,7 @@
         </w:rPr>
         <w:t>node_modules</w:t>
       </w:r>
+      <w:proofErr w:type="spellEnd"/>
       <w:r>
         <w:rPr>
           <w:b/>
@@ -3777,8 +4018,18 @@
           <w:bCs/>
           <w:lang w:val="en-GB"/>
         </w:rPr>
-        <w:t>git init</w:t>
-      </w:r>
+        <w:t xml:space="preserve">git </w:t>
+      </w:r>
+      <w:proofErr w:type="spellStart"/>
+      <w:r>
+        <w:rPr>
+          <w:b/>
+          <w:bCs/>
+          <w:lang w:val="en-GB"/>
+        </w:rPr>
+        <w:t>init</w:t>
+      </w:r>
+      <w:proofErr w:type="spellEnd"/>
     </w:p>
     <w:p>
       <w:pPr>
@@ -3795,7 +4046,15 @@
           <w:bCs/>
           <w:lang w:val="en-GB"/>
         </w:rPr>
-        <w:t>git add README.md</w:t>
+        <w:t xml:space="preserve">git add </w:t>
+      </w:r>
+      <w:r>
+        <w:rPr>
+          <w:b/>
+          <w:bCs/>
+          <w:lang w:val="en-GB"/>
+        </w:rPr>
+        <w:t>.</w:t>
       </w:r>
     </w:p>
     <w:p>
@@ -3849,23 +4108,7 @@
           <w:bCs/>
           <w:lang w:val="en-GB"/>
         </w:rPr>
-        <w:t>git remote add origin https://github.com/</w:t>
-      </w:r>
-      <w:r>
-        <w:rPr>
-          <w:b/>
-          <w:bCs/>
-          <w:lang w:val="en-GB"/>
-        </w:rPr>
-        <w:t>&lt;user_name&gt;</w:t>
-      </w:r>
-      <w:r>
-        <w:rPr>
-          <w:b/>
-          <w:bCs/>
-          <w:lang w:val="en-GB"/>
-        </w:rPr>
-        <w:t>/status-service-app.git</w:t>
+        <w:t>git remote add origin https://github.com/&lt;user_name&gt;/status-service-app.git</w:t>
       </w:r>
     </w:p>
     <w:p>
@@ -3932,22 +4175,7 @@
         </w:numPr>
       </w:pPr>
       <w:r>
-        <w:t xml:space="preserve">Select </w:t>
-      </w:r>
-      <w:r>
-        <w:t xml:space="preserve">Pipeline job pointing at the </w:t>
-      </w:r>
-      <w:r>
-        <w:t xml:space="preserve">Github project and then type the  </w:t>
-      </w:r>
-      <w:r>
-        <w:t>repository</w:t>
-      </w:r>
-      <w:r>
-        <w:t xml:space="preserve"> UR|L</w:t>
-      </w:r>
-      <w:r>
-        <w:t>.</w:t>
+        <w:t>Select Pipeline job pointing at the Github project and then type the  repository UR|L.</w:t>
       </w:r>
     </w:p>
     <w:p>
@@ -4161,7 +4389,15 @@
       </w:r>
       <w:r>
         <w:br/>
-        <w:t>- Containerised it</w:t>
+        <w:t xml:space="preserve">- </w:t>
+      </w:r>
+      <w:proofErr w:type="spellStart"/>
+      <w:r>
+        <w:t>Containerised</w:t>
+      </w:r>
+      <w:proofErr w:type="spellEnd"/>
+      <w:r>
+        <w:t xml:space="preserve"> it</w:t>
       </w:r>
       <w:r>
         <w:br/>
